--- a/entregas/plano-contingencia-agua/cenarios/09-contaminacao-do-reservatorio/cenario-9-contaminacao-do-reservatorio-procedimento.docx
+++ b/entregas/plano-contingencia-agua/cenarios/09-contaminacao-do-reservatorio/cenario-9-contaminacao-do-reservatorio-procedimento.docx
@@ -1691,6 +1691,7 @@
     <w:p>
       <w:pPr>
         <w:keepNext/>
+        <w:pageBreakBefore/>
         <w:pBdr>
           <w:bottom w:val="single" w:sz="8" w:space="5" w:color="2F4162"/>
         </w:pBdr>
@@ -2482,6 +2483,7 @@
     <w:p>
       <w:pPr>
         <w:keepNext/>
+        <w:pageBreakBefore/>
         <w:pBdr>
           <w:bottom w:val="single" w:sz="8" w:space="5" w:color="2F4162"/>
         </w:pBdr>
@@ -3257,6 +3259,7 @@
     <w:p>
       <w:pPr>
         <w:keepNext/>
+        <w:pageBreakBefore/>
         <w:pBdr>
           <w:bottom w:val="single" w:sz="8" w:space="5" w:color="2F4162"/>
         </w:pBdr>
@@ -4513,53 +4516,48 @@
     </w:p>
     <w:p>
       <w:pPr>
-        <w:tabs>
-          <w:tab w:pos="260" w:val="left"/>
-        </w:tabs>
-        <w:spacing w:after="60" w:before="0" w:line="284" w:lineRule="exact"/>
-        <w:ind w:left="260" w:hanging="260"/>
+        <w:spacing w:after="130" w:before="0" w:line="284" w:lineRule="exact"/>
         <w:jc w:val="both"/>
       </w:pPr>
       <w:r>
         <w:rPr>
           <w:rFonts w:ascii="Arial" w:hAnsi="Arial" w:cs="Arial" w:eastAsia="Arial"/>
-          <w:b w:val="0"/>
-          <w:i w:val="0"/>
-          <w:color w:val="2F4162"/>
-          <w:sz w:val="20"/>
-        </w:rPr>
-        <w:t>1.</w:t>
-        <w:tab/>
-      </w:r>
-      <w:r>
-        <w:rPr>
-          <w:rFonts w:ascii="Arial" w:hAnsi="Arial" w:cs="Arial" w:eastAsia="Arial"/>
-          <w:b w:val="0"/>
-          <w:i w:val="0"/>
-          <w:color w:val="1F2A37"/>
-          <w:sz w:val="20"/>
-        </w:rPr>
-        <w:t xml:space="preserve">Escalar pela escada </w:t>
-      </w:r>
-      <w:r>
-        <w:rPr>
-          <w:rFonts w:ascii="Arial" w:hAnsi="Arial" w:cs="Arial" w:eastAsia="Arial"/>
-          <w:b/>
-          <w:i w:val="0"/>
-          <w:color w:val="1F2A37"/>
-          <w:sz w:val="20"/>
-        </w:rPr>
-        <w:t>nível 1 → 2 → 3</w:t>
-      </w:r>
-      <w:r>
-        <w:rPr>
-          <w:rFonts w:ascii="Arial" w:hAnsi="Arial" w:cs="Arial" w:eastAsia="Arial"/>
-          <w:b w:val="0"/>
-          <w:i w:val="0"/>
-          <w:color w:val="1F2A37"/>
-          <w:sz w:val="20"/>
-        </w:rPr>
-        <w:t>, na ordem da ficha.</w:t>
+          <w:b/>
+          <w:i w:val="0"/>
+          <w:color w:val="1F2A37"/>
+          <w:sz w:val="20"/>
+        </w:rPr>
+        <w:t>Comunicação:</w:t>
+      </w:r>
+      <w:r>
+        <w:rPr>
+          <w:rFonts w:ascii="Arial" w:hAnsi="Arial" w:cs="Arial" w:eastAsia="Arial"/>
+          <w:b w:val="0"/>
+          <w:i w:val="0"/>
+          <w:color w:val="1F2A37"/>
+          <w:sz w:val="20"/>
+        </w:rPr>
+        <w:t xml:space="preserve"> classifique o grau da ocorrência (G1, G2 ou G3) e siga o </w:t>
+      </w:r>
+      <w:r>
+        <w:rPr>
+          <w:rFonts w:ascii="Arial" w:hAnsi="Arial" w:cs="Arial" w:eastAsia="Arial"/>
+          <w:b/>
+          <w:i w:val="0"/>
+          <w:color w:val="1F2A37"/>
+          <w:sz w:val="20"/>
+        </w:rPr>
+        <w:t>Cenário T</w:t>
+      </w:r>
+      <w:r>
+        <w:rPr>
+          <w:rFonts w:ascii="Arial" w:hAnsi="Arial" w:cs="Arial" w:eastAsia="Arial"/>
+          <w:b w:val="0"/>
+          <w:i w:val="0"/>
+          <w:color w:val="1F2A37"/>
+          <w:sz w:val="20"/>
+        </w:rPr>
+        <w:t>: quem avisa quem, em que prazo e com que modelo.</w:t>
       </w:r>
     </w:p>
     <w:p>
@@ -4579,128 +4577,38 @@
           <w:color w:val="2F4162"/>
           <w:sz w:val="20"/>
         </w:rPr>
-        <w:t>2.</w:t>
+        <w:t>1.</w:t>
         <w:tab/>
       </w:r>
       <w:r>
         <w:rPr>
           <w:rFonts w:ascii="Arial" w:hAnsi="Arial" w:cs="Arial" w:eastAsia="Arial"/>
-          <w:b/>
-          <w:i w:val="0"/>
-          <w:color w:val="1F2A37"/>
-          <w:sz w:val="20"/>
-        </w:rPr>
-        <w:t>Gestão aciona</w:t>
-      </w:r>
-      <w:r>
-        <w:rPr>
-          <w:rFonts w:ascii="Arial" w:hAnsi="Arial" w:cs="Arial" w:eastAsia="Arial"/>
-          <w:b w:val="0"/>
-          <w:i w:val="0"/>
-          <w:color w:val="1F2A37"/>
-          <w:sz w:val="20"/>
-        </w:rPr>
-        <w:t xml:space="preserve"> a </w:t>
-      </w:r>
-      <w:r>
-        <w:rPr>
-          <w:rFonts w:ascii="Arial" w:hAnsi="Arial" w:cs="Arial" w:eastAsia="Arial"/>
-          <w:b/>
-          <w:i w:val="0"/>
-          <w:color w:val="1F2A37"/>
-          <w:sz w:val="20"/>
-        </w:rPr>
-        <w:t>empresa de limpeza</w:t>
-      </w:r>
-      <w:r>
-        <w:rPr>
-          <w:rFonts w:ascii="Arial" w:hAnsi="Arial" w:cs="Arial" w:eastAsia="Arial"/>
-          <w:b w:val="0"/>
-          <w:i w:val="0"/>
-          <w:color w:val="1F2A37"/>
-          <w:sz w:val="20"/>
-        </w:rPr>
-        <w:t xml:space="preserve"> e o </w:t>
-      </w:r>
-      <w:r>
-        <w:rPr>
-          <w:rFonts w:ascii="Arial" w:hAnsi="Arial" w:cs="Arial" w:eastAsia="Arial"/>
-          <w:b/>
-          <w:i w:val="0"/>
-          <w:color w:val="1F2A37"/>
-          <w:sz w:val="20"/>
-        </w:rPr>
-        <w:t>RT</w:t>
-      </w:r>
-      <w:r>
-        <w:rPr>
-          <w:rFonts w:ascii="Arial" w:hAnsi="Arial" w:cs="Arial" w:eastAsia="Arial"/>
-          <w:b w:val="0"/>
-          <w:i w:val="0"/>
-          <w:color w:val="1F2A37"/>
-          <w:sz w:val="20"/>
-        </w:rPr>
-        <w:t xml:space="preserve"> (visita de emergência, plano, equipe habilitada), o </w:t>
-      </w:r>
-      <w:r>
-        <w:rPr>
-          <w:rFonts w:ascii="Arial" w:hAnsi="Arial" w:cs="Arial" w:eastAsia="Arial"/>
-          <w:b/>
-          <w:i w:val="0"/>
-          <w:color w:val="1F2A37"/>
-          <w:sz w:val="20"/>
-        </w:rPr>
-        <w:t>fornecedor de hidráulica</w:t>
-      </w:r>
-      <w:r>
-        <w:rPr>
-          <w:rFonts w:ascii="Arial" w:hAnsi="Arial" w:cs="Arial" w:eastAsia="Arial"/>
-          <w:b w:val="0"/>
-          <w:i w:val="0"/>
-          <w:color w:val="1F2A37"/>
-          <w:sz w:val="20"/>
-        </w:rPr>
-        <w:t xml:space="preserve"> e, se o síndico decidir, o </w:t>
-      </w:r>
-      <w:r>
-        <w:rPr>
-          <w:rFonts w:ascii="Arial" w:hAnsi="Arial" w:cs="Arial" w:eastAsia="Arial"/>
-          <w:b/>
-          <w:i w:val="0"/>
-          <w:color w:val="1F2A37"/>
-          <w:sz w:val="20"/>
-        </w:rPr>
-        <w:t>consultor</w:t>
-      </w:r>
-      <w:r>
-        <w:rPr>
-          <w:rFonts w:ascii="Arial" w:hAnsi="Arial" w:cs="Arial" w:eastAsia="Arial"/>
-          <w:b w:val="0"/>
-          <w:i w:val="0"/>
-          <w:color w:val="1F2A37"/>
-          <w:sz w:val="20"/>
-        </w:rPr>
-        <w:t xml:space="preserve"> e o </w:t>
-      </w:r>
-      <w:r>
-        <w:rPr>
-          <w:rFonts w:ascii="Arial" w:hAnsi="Arial" w:cs="Arial" w:eastAsia="Arial"/>
-          <w:b/>
-          <w:i w:val="0"/>
-          <w:color w:val="1F2A37"/>
-          <w:sz w:val="20"/>
-        </w:rPr>
-        <w:t>caminhão-pipa</w:t>
-      </w:r>
-      <w:r>
-        <w:rPr>
-          <w:rFonts w:ascii="Arial" w:hAnsi="Arial" w:cs="Arial" w:eastAsia="Arial"/>
-          <w:b w:val="0"/>
-          <w:i w:val="0"/>
-          <w:color w:val="1F2A37"/>
-          <w:sz w:val="20"/>
-        </w:rPr>
-        <w:t>.</w:t>
+          <w:b w:val="0"/>
+          <w:i w:val="0"/>
+          <w:color w:val="1F2A37"/>
+          <w:sz w:val="20"/>
+        </w:rPr>
+        <w:t xml:space="preserve">Escalar pela escada </w:t>
+      </w:r>
+      <w:r>
+        <w:rPr>
+          <w:rFonts w:ascii="Arial" w:hAnsi="Arial" w:cs="Arial" w:eastAsia="Arial"/>
+          <w:b/>
+          <w:i w:val="0"/>
+          <w:color w:val="1F2A37"/>
+          <w:sz w:val="20"/>
+        </w:rPr>
+        <w:t>nível 1 → 2 → 3</w:t>
+      </w:r>
+      <w:r>
+        <w:rPr>
+          <w:rFonts w:ascii="Arial" w:hAnsi="Arial" w:cs="Arial" w:eastAsia="Arial"/>
+          <w:b w:val="0"/>
+          <w:i w:val="0"/>
+          <w:color w:val="1F2A37"/>
+          <w:sz w:val="20"/>
+        </w:rPr>
+        <w:t>, na ordem da ficha.</w:t>
       </w:r>
     </w:p>
     <w:p>
@@ -4720,7 +4628,7 @@
           <w:color w:val="2F4162"/>
           <w:sz w:val="20"/>
         </w:rPr>
-        <w:t>3.</w:t>
+        <w:t>2.</w:t>
         <w:tab/>
       </w:r>
       <w:r>
@@ -4731,77 +4639,117 @@
           <w:color w:val="1F2A37"/>
           <w:sz w:val="20"/>
         </w:rPr>
-        <w:t>Síndico decide</w:t>
-      </w:r>
-      <w:r>
-        <w:rPr>
-          <w:rFonts w:ascii="Arial" w:hAnsi="Arial" w:cs="Arial" w:eastAsia="Arial"/>
-          <w:b w:val="0"/>
-          <w:i w:val="0"/>
-          <w:color w:val="1F2A37"/>
-          <w:sz w:val="20"/>
-        </w:rPr>
-        <w:t xml:space="preserve"> a comunicação aos locatários e as </w:t>
-      </w:r>
-      <w:r>
-        <w:rPr>
-          <w:rFonts w:ascii="Arial" w:hAnsi="Arial" w:cs="Arial" w:eastAsia="Arial"/>
-          <w:b/>
-          <w:i w:val="0"/>
-          <w:color w:val="1F2A37"/>
-          <w:sz w:val="20"/>
-        </w:rPr>
-        <w:t>notificações externas</w:t>
-      </w:r>
-      <w:r>
-        <w:rPr>
-          <w:rFonts w:ascii="Arial" w:hAnsi="Arial" w:cs="Arial" w:eastAsia="Arial"/>
-          <w:b w:val="0"/>
-          <w:i w:val="0"/>
-          <w:color w:val="1F2A37"/>
-          <w:sz w:val="20"/>
-        </w:rPr>
-        <w:t xml:space="preserve">: </w:t>
-      </w:r>
-      <w:r>
-        <w:rPr>
-          <w:rFonts w:ascii="Arial" w:hAnsi="Arial" w:cs="Arial" w:eastAsia="Arial"/>
-          <w:b/>
-          <w:i w:val="0"/>
-          <w:color w:val="1F2A37"/>
-          <w:sz w:val="20"/>
-        </w:rPr>
-        <w:t>vigilância sanitária</w:t>
-      </w:r>
-      <w:r>
-        <w:rPr>
-          <w:rFonts w:ascii="Arial" w:hAnsi="Arial" w:cs="Arial" w:eastAsia="Arial"/>
-          <w:b w:val="0"/>
-          <w:i w:val="0"/>
-          <w:color w:val="1F2A37"/>
-          <w:sz w:val="20"/>
-        </w:rPr>
-        <w:t xml:space="preserve"> e, se a contaminação puder ter chegado ao ramal, a </w:t>
-      </w:r>
-      <w:r>
-        <w:rPr>
-          <w:rFonts w:ascii="Arial" w:hAnsi="Arial" w:cs="Arial" w:eastAsia="Arial"/>
-          <w:b/>
-          <w:i w:val="0"/>
-          <w:color w:val="1F2A37"/>
-          <w:sz w:val="20"/>
-        </w:rPr>
-        <w:t>concessionária</w:t>
-      </w:r>
-      <w:r>
-        <w:rPr>
-          <w:rFonts w:ascii="Arial" w:hAnsi="Arial" w:cs="Arial" w:eastAsia="Arial"/>
-          <w:b w:val="0"/>
-          <w:i w:val="0"/>
-          <w:color w:val="1F2A37"/>
-          <w:sz w:val="20"/>
-        </w:rPr>
-        <w:t xml:space="preserve"> ⚠. Em dúvida jurídica, acionar o jurídico.</w:t>
+        <w:t>Gestão aciona</w:t>
+      </w:r>
+      <w:r>
+        <w:rPr>
+          <w:rFonts w:ascii="Arial" w:hAnsi="Arial" w:cs="Arial" w:eastAsia="Arial"/>
+          <w:b w:val="0"/>
+          <w:i w:val="0"/>
+          <w:color w:val="1F2A37"/>
+          <w:sz w:val="20"/>
+        </w:rPr>
+        <w:t xml:space="preserve"> a </w:t>
+      </w:r>
+      <w:r>
+        <w:rPr>
+          <w:rFonts w:ascii="Arial" w:hAnsi="Arial" w:cs="Arial" w:eastAsia="Arial"/>
+          <w:b/>
+          <w:i w:val="0"/>
+          <w:color w:val="1F2A37"/>
+          <w:sz w:val="20"/>
+        </w:rPr>
+        <w:t>empresa de limpeza</w:t>
+      </w:r>
+      <w:r>
+        <w:rPr>
+          <w:rFonts w:ascii="Arial" w:hAnsi="Arial" w:cs="Arial" w:eastAsia="Arial"/>
+          <w:b w:val="0"/>
+          <w:i w:val="0"/>
+          <w:color w:val="1F2A37"/>
+          <w:sz w:val="20"/>
+        </w:rPr>
+        <w:t xml:space="preserve"> e o </w:t>
+      </w:r>
+      <w:r>
+        <w:rPr>
+          <w:rFonts w:ascii="Arial" w:hAnsi="Arial" w:cs="Arial" w:eastAsia="Arial"/>
+          <w:b/>
+          <w:i w:val="0"/>
+          <w:color w:val="1F2A37"/>
+          <w:sz w:val="20"/>
+        </w:rPr>
+        <w:t>RT</w:t>
+      </w:r>
+      <w:r>
+        <w:rPr>
+          <w:rFonts w:ascii="Arial" w:hAnsi="Arial" w:cs="Arial" w:eastAsia="Arial"/>
+          <w:b w:val="0"/>
+          <w:i w:val="0"/>
+          <w:color w:val="1F2A37"/>
+          <w:sz w:val="20"/>
+        </w:rPr>
+        <w:t xml:space="preserve"> (visita de emergência, plano, equipe habilitada), o </w:t>
+      </w:r>
+      <w:r>
+        <w:rPr>
+          <w:rFonts w:ascii="Arial" w:hAnsi="Arial" w:cs="Arial" w:eastAsia="Arial"/>
+          <w:b/>
+          <w:i w:val="0"/>
+          <w:color w:val="1F2A37"/>
+          <w:sz w:val="20"/>
+        </w:rPr>
+        <w:t>fornecedor de hidráulica</w:t>
+      </w:r>
+      <w:r>
+        <w:rPr>
+          <w:rFonts w:ascii="Arial" w:hAnsi="Arial" w:cs="Arial" w:eastAsia="Arial"/>
+          <w:b w:val="0"/>
+          <w:i w:val="0"/>
+          <w:color w:val="1F2A37"/>
+          <w:sz w:val="20"/>
+        </w:rPr>
+        <w:t xml:space="preserve"> e, se o síndico decidir, o </w:t>
+      </w:r>
+      <w:r>
+        <w:rPr>
+          <w:rFonts w:ascii="Arial" w:hAnsi="Arial" w:cs="Arial" w:eastAsia="Arial"/>
+          <w:b/>
+          <w:i w:val="0"/>
+          <w:color w:val="1F2A37"/>
+          <w:sz w:val="20"/>
+        </w:rPr>
+        <w:t>consultor</w:t>
+      </w:r>
+      <w:r>
+        <w:rPr>
+          <w:rFonts w:ascii="Arial" w:hAnsi="Arial" w:cs="Arial" w:eastAsia="Arial"/>
+          <w:b w:val="0"/>
+          <w:i w:val="0"/>
+          <w:color w:val="1F2A37"/>
+          <w:sz w:val="20"/>
+        </w:rPr>
+        <w:t xml:space="preserve"> e o </w:t>
+      </w:r>
+      <w:r>
+        <w:rPr>
+          <w:rFonts w:ascii="Arial" w:hAnsi="Arial" w:cs="Arial" w:eastAsia="Arial"/>
+          <w:b/>
+          <w:i w:val="0"/>
+          <w:color w:val="1F2A37"/>
+          <w:sz w:val="20"/>
+        </w:rPr>
+        <w:t>caminhão-pipa</w:t>
+      </w:r>
+      <w:r>
+        <w:rPr>
+          <w:rFonts w:ascii="Arial" w:hAnsi="Arial" w:cs="Arial" w:eastAsia="Arial"/>
+          <w:b w:val="0"/>
+          <w:i w:val="0"/>
+          <w:color w:val="1F2A37"/>
+          <w:sz w:val="20"/>
+        </w:rPr>
+        <w:t>.</w:t>
       </w:r>
     </w:p>
     <w:p>
@@ -4821,38 +4769,88 @@
           <w:color w:val="2F4162"/>
           <w:sz w:val="20"/>
         </w:rPr>
-        <w:t>4.</w:t>
+        <w:t>3.</w:t>
         <w:tab/>
       </w:r>
       <w:r>
         <w:rPr>
           <w:rFonts w:ascii="Arial" w:hAnsi="Arial" w:cs="Arial" w:eastAsia="Arial"/>
-          <w:b w:val="0"/>
-          <w:i w:val="0"/>
-          <w:color w:val="1F2A37"/>
-          <w:sz w:val="20"/>
-        </w:rPr>
-        <w:t xml:space="preserve">Comunicar por escrito (modelos na seção 10). </w:t>
-      </w:r>
-      <w:r>
-        <w:rPr>
-          <w:rFonts w:ascii="Arial" w:hAnsi="Arial" w:cs="Arial" w:eastAsia="Arial"/>
-          <w:b/>
-          <w:i w:val="0"/>
-          <w:color w:val="1F2A37"/>
-          <w:sz w:val="20"/>
-        </w:rPr>
-        <w:t>Não afirmar a causa</w:t>
-      </w:r>
-      <w:r>
-        <w:rPr>
-          <w:rFonts w:ascii="Arial" w:hAnsi="Arial" w:cs="Arial" w:eastAsia="Arial"/>
-          <w:b w:val="0"/>
-          <w:i w:val="0"/>
-          <w:color w:val="1F2A37"/>
-          <w:sz w:val="20"/>
-        </w:rPr>
-        <w:t xml:space="preserve"> antes de confirmada; informar o que se sabe, o que se faz e quando haverá nova informação.</w:t>
+          <w:b/>
+          <w:i w:val="0"/>
+          <w:color w:val="1F2A37"/>
+          <w:sz w:val="20"/>
+        </w:rPr>
+        <w:t>Síndico decide</w:t>
+      </w:r>
+      <w:r>
+        <w:rPr>
+          <w:rFonts w:ascii="Arial" w:hAnsi="Arial" w:cs="Arial" w:eastAsia="Arial"/>
+          <w:b w:val="0"/>
+          <w:i w:val="0"/>
+          <w:color w:val="1F2A37"/>
+          <w:sz w:val="20"/>
+        </w:rPr>
+        <w:t xml:space="preserve"> a comunicação aos locatários e as </w:t>
+      </w:r>
+      <w:r>
+        <w:rPr>
+          <w:rFonts w:ascii="Arial" w:hAnsi="Arial" w:cs="Arial" w:eastAsia="Arial"/>
+          <w:b/>
+          <w:i w:val="0"/>
+          <w:color w:val="1F2A37"/>
+          <w:sz w:val="20"/>
+        </w:rPr>
+        <w:t>notificações externas</w:t>
+      </w:r>
+      <w:r>
+        <w:rPr>
+          <w:rFonts w:ascii="Arial" w:hAnsi="Arial" w:cs="Arial" w:eastAsia="Arial"/>
+          <w:b w:val="0"/>
+          <w:i w:val="0"/>
+          <w:color w:val="1F2A37"/>
+          <w:sz w:val="20"/>
+        </w:rPr>
+        <w:t xml:space="preserve">: </w:t>
+      </w:r>
+      <w:r>
+        <w:rPr>
+          <w:rFonts w:ascii="Arial" w:hAnsi="Arial" w:cs="Arial" w:eastAsia="Arial"/>
+          <w:b/>
+          <w:i w:val="0"/>
+          <w:color w:val="1F2A37"/>
+          <w:sz w:val="20"/>
+        </w:rPr>
+        <w:t>vigilância sanitária</w:t>
+      </w:r>
+      <w:r>
+        <w:rPr>
+          <w:rFonts w:ascii="Arial" w:hAnsi="Arial" w:cs="Arial" w:eastAsia="Arial"/>
+          <w:b w:val="0"/>
+          <w:i w:val="0"/>
+          <w:color w:val="1F2A37"/>
+          <w:sz w:val="20"/>
+        </w:rPr>
+        <w:t xml:space="preserve"> e, se a contaminação puder ter chegado ao ramal, a </w:t>
+      </w:r>
+      <w:r>
+        <w:rPr>
+          <w:rFonts w:ascii="Arial" w:hAnsi="Arial" w:cs="Arial" w:eastAsia="Arial"/>
+          <w:b/>
+          <w:i w:val="0"/>
+          <w:color w:val="1F2A37"/>
+          <w:sz w:val="20"/>
+        </w:rPr>
+        <w:t>concessionária</w:t>
+      </w:r>
+      <w:r>
+        <w:rPr>
+          <w:rFonts w:ascii="Arial" w:hAnsi="Arial" w:cs="Arial" w:eastAsia="Arial"/>
+          <w:b w:val="0"/>
+          <w:i w:val="0"/>
+          <w:color w:val="1F2A37"/>
+          <w:sz w:val="20"/>
+        </w:rPr>
+        <w:t xml:space="preserve"> ⚠. Em dúvida jurídica, acionar o jurídico.</w:t>
       </w:r>
     </w:p>
     <w:p>
@@ -4872,7 +4870,7 @@
           <w:color w:val="2F4162"/>
           <w:sz w:val="20"/>
         </w:rPr>
-        <w:t>5.</w:t>
+        <w:t>4.</w:t>
         <w:tab/>
       </w:r>
       <w:r>
@@ -4883,43 +4881,27 @@
           <w:color w:val="1F2A37"/>
           <w:sz w:val="20"/>
         </w:rPr>
-        <w:t xml:space="preserve">Se o abastecimento passa a depender de caminhão-pipa ou da célula reserva, </w:t>
-      </w:r>
-      <w:r>
-        <w:rPr>
-          <w:rFonts w:ascii="Arial" w:hAnsi="Arial" w:cs="Arial" w:eastAsia="Arial"/>
-          <w:b/>
-          <w:i w:val="0"/>
-          <w:color w:val="1F2A37"/>
-          <w:sz w:val="20"/>
-        </w:rPr>
-        <w:t>abrir também o Cenário 2</w:t>
-      </w:r>
-      <w:r>
-        <w:rPr>
-          <w:rFonts w:ascii="Arial" w:hAnsi="Arial" w:cs="Arial" w:eastAsia="Arial"/>
-          <w:b w:val="0"/>
-          <w:i w:val="0"/>
-          <w:color w:val="1F2A37"/>
-          <w:sz w:val="20"/>
-        </w:rPr>
-        <w:t xml:space="preserve"> (autonomia, priorização) e informar.</w:t>
-      </w:r>
-    </w:p>
-    <w:p>
-      <w:pPr>
-        <w:keepNext/>
-        <w:spacing w:after="80" w:before="240" w:line="280" w:lineRule="exact"/>
-      </w:pPr>
-      <w:r>
-        <w:rPr>
-          <w:rFonts w:ascii="Arial" w:hAnsi="Arial" w:cs="Arial" w:eastAsia="Arial"/>
-          <w:b/>
-          <w:i w:val="0"/>
-          <w:color w:val="1F2A37"/>
-          <w:sz w:val="22"/>
-        </w:rPr>
-        <w:t>Fase 3 — Mapear, fotografar e coletar (T+30 min a T+4 h) ⚠</w:t>
+        <w:t xml:space="preserve">Comunicar por escrito (modelos na seção 10). </w:t>
+      </w:r>
+      <w:r>
+        <w:rPr>
+          <w:rFonts w:ascii="Arial" w:hAnsi="Arial" w:cs="Arial" w:eastAsia="Arial"/>
+          <w:b/>
+          <w:i w:val="0"/>
+          <w:color w:val="1F2A37"/>
+          <w:sz w:val="20"/>
+        </w:rPr>
+        <w:t>Não afirmar a causa</w:t>
+      </w:r>
+      <w:r>
+        <w:rPr>
+          <w:rFonts w:ascii="Arial" w:hAnsi="Arial" w:cs="Arial" w:eastAsia="Arial"/>
+          <w:b w:val="0"/>
+          <w:i w:val="0"/>
+          <w:color w:val="1F2A37"/>
+          <w:sz w:val="20"/>
+        </w:rPr>
+        <w:t xml:space="preserve"> antes de confirmada; informar o que se sabe, o que se faz e quando haverá nova informação.</w:t>
       </w:r>
     </w:p>
     <w:p>
@@ -4939,68 +4921,54 @@
           <w:color w:val="2F4162"/>
           <w:sz w:val="20"/>
         </w:rPr>
-        <w:t>1.</w:t>
+        <w:t>5.</w:t>
         <w:tab/>
       </w:r>
       <w:r>
         <w:rPr>
           <w:rFonts w:ascii="Arial" w:hAnsi="Arial" w:cs="Arial" w:eastAsia="Arial"/>
-          <w:b/>
-          <w:i w:val="0"/>
-          <w:color w:val="1F2A37"/>
-          <w:sz w:val="20"/>
-        </w:rPr>
-        <w:t>Fotografar sem tocar:</w:t>
-      </w:r>
-      <w:r>
-        <w:rPr>
-          <w:rFonts w:ascii="Arial" w:hAnsi="Arial" w:cs="Arial" w:eastAsia="Arial"/>
-          <w:b w:val="0"/>
-          <w:i w:val="0"/>
-          <w:color w:val="1F2A37"/>
-          <w:sz w:val="20"/>
-        </w:rPr>
-        <w:t xml:space="preserve"> tampa, lacre, ladrão, respiro, tela, laje, tubulações em volta, animal ou corpo estranho </w:t>
-      </w:r>
-      <w:r>
-        <w:rPr>
-          <w:rFonts w:ascii="Arial" w:hAnsi="Arial" w:cs="Arial" w:eastAsia="Arial"/>
-          <w:b/>
-          <w:i w:val="0"/>
-          <w:color w:val="1F2A37"/>
-          <w:sz w:val="20"/>
-        </w:rPr>
-        <w:t>visto da borda por quem tem permissão para estar ali</w:t>
-      </w:r>
-      <w:r>
-        <w:rPr>
-          <w:rFonts w:ascii="Arial" w:hAnsi="Arial" w:cs="Arial" w:eastAsia="Arial"/>
-          <w:b w:val="0"/>
-          <w:i w:val="0"/>
-          <w:color w:val="1F2A37"/>
-          <w:sz w:val="20"/>
-        </w:rPr>
-        <w:t xml:space="preserve">. Anotar a hora. </w:t>
-      </w:r>
-      <w:r>
-        <w:rPr>
-          <w:rFonts w:ascii="Arial" w:hAnsi="Arial" w:cs="Arial" w:eastAsia="Arial"/>
-          <w:b/>
-          <w:i w:val="0"/>
-          <w:color w:val="1F2A37"/>
-          <w:sz w:val="20"/>
-        </w:rPr>
-        <w:t>Nada de mexer no achado</w:t>
-      </w:r>
-      <w:r>
-        <w:rPr>
-          <w:rFonts w:ascii="Arial" w:hAnsi="Arial" w:cs="Arial" w:eastAsia="Arial"/>
-          <w:b w:val="0"/>
-          <w:i w:val="0"/>
-          <w:color w:val="1F2A37"/>
-          <w:sz w:val="20"/>
-        </w:rPr>
-        <w:t>: quem retira é a equipe habilitada (ramo A).</w:t>
+          <w:b w:val="0"/>
+          <w:i w:val="0"/>
+          <w:color w:val="1F2A37"/>
+          <w:sz w:val="20"/>
+        </w:rPr>
+        <w:t xml:space="preserve">Se o abastecimento passa a depender de caminhão-pipa ou da célula reserva, </w:t>
+      </w:r>
+      <w:r>
+        <w:rPr>
+          <w:rFonts w:ascii="Arial" w:hAnsi="Arial" w:cs="Arial" w:eastAsia="Arial"/>
+          <w:b/>
+          <w:i w:val="0"/>
+          <w:color w:val="1F2A37"/>
+          <w:sz w:val="20"/>
+        </w:rPr>
+        <w:t>abrir também o Cenário 2</w:t>
+      </w:r>
+      <w:r>
+        <w:rPr>
+          <w:rFonts w:ascii="Arial" w:hAnsi="Arial" w:cs="Arial" w:eastAsia="Arial"/>
+          <w:b w:val="0"/>
+          <w:i w:val="0"/>
+          <w:color w:val="1F2A37"/>
+          <w:sz w:val="20"/>
+        </w:rPr>
+        <w:t xml:space="preserve"> (autonomia, priorização) e informar.</w:t>
+      </w:r>
+    </w:p>
+    <w:p>
+      <w:pPr>
+        <w:keepNext/>
+        <w:spacing w:after="80" w:before="240" w:line="280" w:lineRule="exact"/>
+      </w:pPr>
+      <w:r>
+        <w:rPr>
+          <w:rFonts w:ascii="Arial" w:hAnsi="Arial" w:cs="Arial" w:eastAsia="Arial"/>
+          <w:b/>
+          <w:i w:val="0"/>
+          <w:color w:val="1F2A37"/>
+          <w:sz w:val="22"/>
+        </w:rPr>
+        <w:t>Fase 3 — Mapear, fotografar e coletar (T+30 min a T+4 h) ⚠</w:t>
       </w:r>
     </w:p>
     <w:p>
@@ -5020,7 +4988,7 @@
           <w:color w:val="2F4162"/>
           <w:sz w:val="20"/>
         </w:rPr>
-        <w:t>2.</w:t>
+        <w:t>1.</w:t>
         <w:tab/>
       </w:r>
       <w:r>
@@ -5031,37 +4999,57 @@
           <w:color w:val="1F2A37"/>
           <w:sz w:val="20"/>
         </w:rPr>
-        <w:t>Mapear a extensão:</w:t>
-      </w:r>
-      <w:r>
-        <w:rPr>
-          <w:rFonts w:ascii="Arial" w:hAnsi="Arial" w:cs="Arial" w:eastAsia="Arial"/>
-          <w:b w:val="0"/>
-          <w:i w:val="0"/>
-          <w:color w:val="1F2A37"/>
-          <w:sz w:val="20"/>
-        </w:rPr>
-        <w:t xml:space="preserve"> quais células, prumadas, andares e pontos de consumo o reservatório abastece. Abrir a torneira devagar, </w:t>
-      </w:r>
-      <w:r>
-        <w:rPr>
-          <w:rFonts w:ascii="Arial" w:hAnsi="Arial" w:cs="Arial" w:eastAsia="Arial"/>
-          <w:b/>
-          <w:i w:val="0"/>
-          <w:color w:val="1F2A37"/>
-          <w:sz w:val="20"/>
-        </w:rPr>
-        <w:t>olhar contra fundo branco em recipiente transparente</w:t>
-      </w:r>
-      <w:r>
-        <w:rPr>
-          <w:rFonts w:ascii="Arial" w:hAnsi="Arial" w:cs="Arial" w:eastAsia="Arial"/>
-          <w:b w:val="0"/>
-          <w:i w:val="0"/>
-          <w:color w:val="1F2A37"/>
-          <w:sz w:val="20"/>
-        </w:rPr>
-        <w:t xml:space="preserve"> (cor, turbidez, sedimento, odor) e anotar em planta ou na ficha.</w:t>
+        <w:t>Fotografar sem tocar:</w:t>
+      </w:r>
+      <w:r>
+        <w:rPr>
+          <w:rFonts w:ascii="Arial" w:hAnsi="Arial" w:cs="Arial" w:eastAsia="Arial"/>
+          <w:b w:val="0"/>
+          <w:i w:val="0"/>
+          <w:color w:val="1F2A37"/>
+          <w:sz w:val="20"/>
+        </w:rPr>
+        <w:t xml:space="preserve"> tampa, lacre, ladrão, respiro, tela, laje, tubulações em volta, animal ou corpo estranho </w:t>
+      </w:r>
+      <w:r>
+        <w:rPr>
+          <w:rFonts w:ascii="Arial" w:hAnsi="Arial" w:cs="Arial" w:eastAsia="Arial"/>
+          <w:b/>
+          <w:i w:val="0"/>
+          <w:color w:val="1F2A37"/>
+          <w:sz w:val="20"/>
+        </w:rPr>
+        <w:t>visto da borda por quem tem permissão para estar ali</w:t>
+      </w:r>
+      <w:r>
+        <w:rPr>
+          <w:rFonts w:ascii="Arial" w:hAnsi="Arial" w:cs="Arial" w:eastAsia="Arial"/>
+          <w:b w:val="0"/>
+          <w:i w:val="0"/>
+          <w:color w:val="1F2A37"/>
+          <w:sz w:val="20"/>
+        </w:rPr>
+        <w:t xml:space="preserve">. Anotar a hora. </w:t>
+      </w:r>
+      <w:r>
+        <w:rPr>
+          <w:rFonts w:ascii="Arial" w:hAnsi="Arial" w:cs="Arial" w:eastAsia="Arial"/>
+          <w:b/>
+          <w:i w:val="0"/>
+          <w:color w:val="1F2A37"/>
+          <w:sz w:val="20"/>
+        </w:rPr>
+        <w:t>Nada de mexer no achado</w:t>
+      </w:r>
+      <w:r>
+        <w:rPr>
+          <w:rFonts w:ascii="Arial" w:hAnsi="Arial" w:cs="Arial" w:eastAsia="Arial"/>
+          <w:b w:val="0"/>
+          <w:i w:val="0"/>
+          <w:color w:val="1F2A37"/>
+          <w:sz w:val="20"/>
+        </w:rPr>
+        <w:t>: quem retira é a equipe habilitada (ramo A).</w:t>
       </w:r>
     </w:p>
     <w:p>
@@ -5081,7 +5069,7 @@
           <w:color w:val="2F4162"/>
           <w:sz w:val="20"/>
         </w:rPr>
-        <w:t>3.</w:t>
+        <w:t>2.</w:t>
         <w:tab/>
       </w:r>
       <w:r>
@@ -5092,57 +5080,37 @@
           <w:color w:val="1F2A37"/>
           <w:sz w:val="20"/>
         </w:rPr>
-        <w:t>Coletar antes de esvaziar</w:t>
-      </w:r>
-      <w:r>
-        <w:rPr>
-          <w:rFonts w:ascii="Arial" w:hAnsi="Arial" w:cs="Arial" w:eastAsia="Arial"/>
-          <w:b w:val="0"/>
-          <w:i w:val="0"/>
-          <w:color w:val="1F2A37"/>
-          <w:sz w:val="20"/>
-        </w:rPr>
-        <w:t xml:space="preserve">, com </w:t>
-      </w:r>
-      <w:r>
-        <w:rPr>
-          <w:rFonts w:ascii="Arial" w:hAnsi="Arial" w:cs="Arial" w:eastAsia="Arial"/>
-          <w:b/>
-          <w:i w:val="0"/>
-          <w:color w:val="1F2A37"/>
-          <w:sz w:val="20"/>
-        </w:rPr>
-        <w:t>laboratório com acreditação ABNT NBR ISO/IEC 17025 ⚠</w:t>
-      </w:r>
-      <w:r>
-        <w:rPr>
-          <w:rFonts w:ascii="Arial" w:hAnsi="Arial" w:cs="Arial" w:eastAsia="Arial"/>
-          <w:b w:val="0"/>
-          <w:i w:val="0"/>
-          <w:color w:val="1F2A37"/>
-          <w:sz w:val="20"/>
-        </w:rPr>
-        <w:t xml:space="preserve">, frasco adequado e </w:t>
-      </w:r>
-      <w:r>
-        <w:rPr>
-          <w:rFonts w:ascii="Arial" w:hAnsi="Arial" w:cs="Arial" w:eastAsia="Arial"/>
-          <w:b/>
-          <w:i w:val="0"/>
-          <w:color w:val="1F2A37"/>
-          <w:sz w:val="20"/>
-        </w:rPr>
-        <w:t>cadeia de custódia</w:t>
-      </w:r>
-      <w:r>
-        <w:rPr>
-          <w:rFonts w:ascii="Arial" w:hAnsi="Arial" w:cs="Arial" w:eastAsia="Arial"/>
-          <w:b w:val="0"/>
-          <w:i w:val="0"/>
-          <w:color w:val="1F2A37"/>
-          <w:sz w:val="20"/>
-        </w:rPr>
-        <w:t xml:space="preserve"> (seção 9).</w:t>
+        <w:t>Mapear a extensão:</w:t>
+      </w:r>
+      <w:r>
+        <w:rPr>
+          <w:rFonts w:ascii="Arial" w:hAnsi="Arial" w:cs="Arial" w:eastAsia="Arial"/>
+          <w:b w:val="0"/>
+          <w:i w:val="0"/>
+          <w:color w:val="1F2A37"/>
+          <w:sz w:val="20"/>
+        </w:rPr>
+        <w:t xml:space="preserve"> quais células, prumadas, andares e pontos de consumo o reservatório abastece. Abrir a torneira devagar, </w:t>
+      </w:r>
+      <w:r>
+        <w:rPr>
+          <w:rFonts w:ascii="Arial" w:hAnsi="Arial" w:cs="Arial" w:eastAsia="Arial"/>
+          <w:b/>
+          <w:i w:val="0"/>
+          <w:color w:val="1F2A37"/>
+          <w:sz w:val="20"/>
+        </w:rPr>
+        <w:t>olhar contra fundo branco em recipiente transparente</w:t>
+      </w:r>
+      <w:r>
+        <w:rPr>
+          <w:rFonts w:ascii="Arial" w:hAnsi="Arial" w:cs="Arial" w:eastAsia="Arial"/>
+          <w:b w:val="0"/>
+          <w:i w:val="0"/>
+          <w:color w:val="1F2A37"/>
+          <w:sz w:val="20"/>
+        </w:rPr>
+        <w:t xml:space="preserve"> (cor, turbidez, sedimento, odor) e anotar em planta ou na ficha.</w:t>
       </w:r>
     </w:p>
     <w:p>
@@ -5162,7 +5130,7 @@
           <w:color w:val="2F4162"/>
           <w:sz w:val="20"/>
         </w:rPr>
-        <w:t>4.</w:t>
+        <w:t>3.</w:t>
         <w:tab/>
       </w:r>
       <w:r>
@@ -5173,33 +5141,57 @@
           <w:color w:val="1F2A37"/>
           <w:sz w:val="20"/>
         </w:rPr>
-        <w:t>Investigar a causa</w:t>
-      </w:r>
-      <w:r>
-        <w:rPr>
-          <w:rFonts w:ascii="Arial" w:hAnsi="Arial" w:cs="Arial" w:eastAsia="Arial"/>
-          <w:b w:val="0"/>
-          <w:i w:val="0"/>
-          <w:color w:val="1F2A37"/>
-          <w:sz w:val="20"/>
-        </w:rPr>
-        <w:t xml:space="preserve"> com as perguntas do ramo (seção 6).</w:t>
-      </w:r>
-    </w:p>
-    <w:p>
-      <w:pPr>
-        <w:keepNext/>
-        <w:spacing w:after="80" w:before="240" w:line="280" w:lineRule="exact"/>
-      </w:pPr>
-      <w:r>
-        <w:rPr>
-          <w:rFonts w:ascii="Arial" w:hAnsi="Arial" w:cs="Arial" w:eastAsia="Arial"/>
-          <w:b/>
-          <w:i w:val="0"/>
-          <w:color w:val="1F2A37"/>
-          <w:sz w:val="22"/>
-        </w:rPr>
-        <w:t>Fase 4 — Corrigir a causa, esvaziar, limpar e desinfetar</w:t>
+        <w:t>Coletar antes de esvaziar</w:t>
+      </w:r>
+      <w:r>
+        <w:rPr>
+          <w:rFonts w:ascii="Arial" w:hAnsi="Arial" w:cs="Arial" w:eastAsia="Arial"/>
+          <w:b w:val="0"/>
+          <w:i w:val="0"/>
+          <w:color w:val="1F2A37"/>
+          <w:sz w:val="20"/>
+        </w:rPr>
+        <w:t xml:space="preserve">, com </w:t>
+      </w:r>
+      <w:r>
+        <w:rPr>
+          <w:rFonts w:ascii="Arial" w:hAnsi="Arial" w:cs="Arial" w:eastAsia="Arial"/>
+          <w:b/>
+          <w:i w:val="0"/>
+          <w:color w:val="1F2A37"/>
+          <w:sz w:val="20"/>
+        </w:rPr>
+        <w:t>laboratório com acreditação ABNT NBR ISO/IEC 17025 ⚠</w:t>
+      </w:r>
+      <w:r>
+        <w:rPr>
+          <w:rFonts w:ascii="Arial" w:hAnsi="Arial" w:cs="Arial" w:eastAsia="Arial"/>
+          <w:b w:val="0"/>
+          <w:i w:val="0"/>
+          <w:color w:val="1F2A37"/>
+          <w:sz w:val="20"/>
+        </w:rPr>
+        <w:t xml:space="preserve">, frasco adequado e </w:t>
+      </w:r>
+      <w:r>
+        <w:rPr>
+          <w:rFonts w:ascii="Arial" w:hAnsi="Arial" w:cs="Arial" w:eastAsia="Arial"/>
+          <w:b/>
+          <w:i w:val="0"/>
+          <w:color w:val="1F2A37"/>
+          <w:sz w:val="20"/>
+        </w:rPr>
+        <w:t>cadeia de custódia</w:t>
+      </w:r>
+      <w:r>
+        <w:rPr>
+          <w:rFonts w:ascii="Arial" w:hAnsi="Arial" w:cs="Arial" w:eastAsia="Arial"/>
+          <w:b w:val="0"/>
+          <w:i w:val="0"/>
+          <w:color w:val="1F2A37"/>
+          <w:sz w:val="20"/>
+        </w:rPr>
+        <w:t xml:space="preserve"> (seção 9).</w:t>
       </w:r>
     </w:p>
     <w:p>
@@ -5219,7 +5211,7 @@
           <w:color w:val="2F4162"/>
           <w:sz w:val="20"/>
         </w:rPr>
-        <w:t>1.</w:t>
+        <w:t>4.</w:t>
         <w:tab/>
       </w:r>
       <w:r>
@@ -5230,27 +5222,33 @@
           <w:color w:val="1F2A37"/>
           <w:sz w:val="20"/>
         </w:rPr>
-        <w:t>Eliminar a causa física</w:t>
-      </w:r>
-      <w:r>
-        <w:rPr>
-          <w:rFonts w:ascii="Arial" w:hAnsi="Arial" w:cs="Arial" w:eastAsia="Arial"/>
-          <w:b w:val="0"/>
-          <w:i w:val="0"/>
-          <w:color w:val="1F2A37"/>
-          <w:sz w:val="20"/>
-        </w:rPr>
-        <w:t xml:space="preserve">, com profissional habilitado: tampa e vedação, lacre, tela do ladrão e do respiro, ladrão sem desconexão, infiltração na laje, calha, tubulação de outro sistema sobre ou dentro do reservatório. </w:t>
-      </w:r>
-      <w:r>
-        <w:rPr>
-          <w:rFonts w:ascii="Arial" w:hAnsi="Arial" w:cs="Arial" w:eastAsia="Arial"/>
-          <w:b/>
-          <w:i w:val="0"/>
-          <w:color w:val="1F2A37"/>
-          <w:sz w:val="20"/>
-        </w:rPr>
-        <w:t>Enquanto a causa existir, o reservatório não volta.</w:t>
+        <w:t>Investigar a causa</w:t>
+      </w:r>
+      <w:r>
+        <w:rPr>
+          <w:rFonts w:ascii="Arial" w:hAnsi="Arial" w:cs="Arial" w:eastAsia="Arial"/>
+          <w:b w:val="0"/>
+          <w:i w:val="0"/>
+          <w:color w:val="1F2A37"/>
+          <w:sz w:val="20"/>
+        </w:rPr>
+        <w:t xml:space="preserve"> com as perguntas do ramo (seção 6).</w:t>
+      </w:r>
+    </w:p>
+    <w:p>
+      <w:pPr>
+        <w:keepNext/>
+        <w:spacing w:after="80" w:before="240" w:line="280" w:lineRule="exact"/>
+      </w:pPr>
+      <w:r>
+        <w:rPr>
+          <w:rFonts w:ascii="Arial" w:hAnsi="Arial" w:cs="Arial" w:eastAsia="Arial"/>
+          <w:b/>
+          <w:i w:val="0"/>
+          <w:color w:val="1F2A37"/>
+          <w:sz w:val="22"/>
+        </w:rPr>
+        <w:t>Fase 4 — Corrigir a causa, esvaziar, limpar e desinfetar</w:t>
       </w:r>
     </w:p>
     <w:p>
@@ -5270,7 +5268,7 @@
           <w:color w:val="2F4162"/>
           <w:sz w:val="20"/>
         </w:rPr>
-        <w:t>2.</w:t>
+        <w:t>1.</w:t>
         <w:tab/>
       </w:r>
       <w:r>
@@ -5281,17 +5279,27 @@
           <w:color w:val="1F2A37"/>
           <w:sz w:val="20"/>
         </w:rPr>
-        <w:t>Esvaziar e destinar a água</w:t>
-      </w:r>
-      <w:r>
-        <w:rPr>
-          <w:rFonts w:ascii="Arial" w:hAnsi="Arial" w:cs="Arial" w:eastAsia="Arial"/>
-          <w:b w:val="0"/>
-          <w:i w:val="0"/>
-          <w:color w:val="1F2A37"/>
-          <w:sz w:val="20"/>
-        </w:rPr>
-        <w:t xml:space="preserve"> conforme a seção 8.2 ⚠.</w:t>
+        <w:t>Eliminar a causa física</w:t>
+      </w:r>
+      <w:r>
+        <w:rPr>
+          <w:rFonts w:ascii="Arial" w:hAnsi="Arial" w:cs="Arial" w:eastAsia="Arial"/>
+          <w:b w:val="0"/>
+          <w:i w:val="0"/>
+          <w:color w:val="1F2A37"/>
+          <w:sz w:val="20"/>
+        </w:rPr>
+        <w:t xml:space="preserve">, com profissional habilitado: tampa e vedação, lacre, tela do ladrão e do respiro, ladrão sem desconexão, infiltração na laje, calha, tubulação de outro sistema sobre ou dentro do reservatório. </w:t>
+      </w:r>
+      <w:r>
+        <w:rPr>
+          <w:rFonts w:ascii="Arial" w:hAnsi="Arial" w:cs="Arial" w:eastAsia="Arial"/>
+          <w:b/>
+          <w:i w:val="0"/>
+          <w:color w:val="1F2A37"/>
+          <w:sz w:val="20"/>
+        </w:rPr>
+        <w:t>Enquanto a causa existir, o reservatório não volta.</w:t>
       </w:r>
     </w:p>
     <w:p>
@@ -5311,7 +5319,7 @@
           <w:color w:val="2F4162"/>
           <w:sz w:val="20"/>
         </w:rPr>
-        <w:t>3.</w:t>
+        <w:t>2.</w:t>
         <w:tab/>
       </w:r>
       <w:r>
@@ -5322,57 +5330,17 @@
           <w:color w:val="1F2A37"/>
           <w:sz w:val="20"/>
         </w:rPr>
-        <w:t>Limpar e desinfetar</w:t>
-      </w:r>
-      <w:r>
-        <w:rPr>
-          <w:rFonts w:ascii="Arial" w:hAnsi="Arial" w:cs="Arial" w:eastAsia="Arial"/>
-          <w:b w:val="0"/>
-          <w:i w:val="0"/>
-          <w:color w:val="1F2A37"/>
-          <w:sz w:val="20"/>
-        </w:rPr>
-        <w:t xml:space="preserve"> com a empresa habilitada, conforme a seção 8.3 ⚠, com </w:t>
-      </w:r>
-      <w:r>
-        <w:rPr>
-          <w:rFonts w:ascii="Arial" w:hAnsi="Arial" w:cs="Arial" w:eastAsia="Arial"/>
-          <w:b/>
-          <w:i w:val="0"/>
-          <w:color w:val="1F2A37"/>
-          <w:sz w:val="20"/>
-        </w:rPr>
-        <w:t>permissão de trabalho</w:t>
-      </w:r>
-      <w:r>
-        <w:rPr>
-          <w:rFonts w:ascii="Arial" w:hAnsi="Arial" w:cs="Arial" w:eastAsia="Arial"/>
-          <w:b w:val="0"/>
-          <w:i w:val="0"/>
-          <w:color w:val="1F2A37"/>
-          <w:sz w:val="20"/>
-        </w:rPr>
-        <w:t xml:space="preserve">, equipe treinada em NR-33 e NR-35 e </w:t>
-      </w:r>
-      <w:r>
-        <w:rPr>
-          <w:rFonts w:ascii="Arial" w:hAnsi="Arial" w:cs="Arial" w:eastAsia="Arial"/>
-          <w:b/>
-          <w:i w:val="0"/>
-          <w:color w:val="1F2A37"/>
-          <w:sz w:val="20"/>
-        </w:rPr>
-        <w:t>vigia</w:t>
-      </w:r>
-      <w:r>
-        <w:rPr>
-          <w:rFonts w:ascii="Arial" w:hAnsi="Arial" w:cs="Arial" w:eastAsia="Arial"/>
-          <w:b w:val="0"/>
-          <w:i w:val="0"/>
-          <w:color w:val="1F2A37"/>
-          <w:sz w:val="20"/>
-        </w:rPr>
-        <w:t xml:space="preserve"> do lado de fora.</w:t>
+        <w:t>Esvaziar e destinar a água</w:t>
+      </w:r>
+      <w:r>
+        <w:rPr>
+          <w:rFonts w:ascii="Arial" w:hAnsi="Arial" w:cs="Arial" w:eastAsia="Arial"/>
+          <w:b w:val="0"/>
+          <w:i w:val="0"/>
+          <w:color w:val="1F2A37"/>
+          <w:sz w:val="20"/>
+        </w:rPr>
+        <w:t xml:space="preserve"> conforme a seção 8.2 ⚠.</w:t>
       </w:r>
     </w:p>
     <w:p>
@@ -5392,7 +5360,7 @@
           <w:color w:val="2F4162"/>
           <w:sz w:val="20"/>
         </w:rPr>
-        <w:t>4.</w:t>
+        <w:t>3.</w:t>
         <w:tab/>
       </w:r>
       <w:r>
@@ -5403,37 +5371,57 @@
           <w:color w:val="1F2A37"/>
           <w:sz w:val="20"/>
         </w:rPr>
-        <w:t>Enxaguar, encher, descarregar</w:t>
-      </w:r>
-      <w:r>
-        <w:rPr>
-          <w:rFonts w:ascii="Arial" w:hAnsi="Arial" w:cs="Arial" w:eastAsia="Arial"/>
-          <w:b w:val="0"/>
-          <w:i w:val="0"/>
-          <w:color w:val="1F2A37"/>
-          <w:sz w:val="20"/>
-        </w:rPr>
-        <w:t xml:space="preserve"> as linhas e os pontos, </w:t>
-      </w:r>
-      <w:r>
-        <w:rPr>
-          <w:rFonts w:ascii="Arial" w:hAnsi="Arial" w:cs="Arial" w:eastAsia="Arial"/>
-          <w:b/>
-          <w:i w:val="0"/>
-          <w:color w:val="1F2A37"/>
-          <w:sz w:val="20"/>
-        </w:rPr>
-        <w:t>medir o cloro residual</w:t>
-      </w:r>
-      <w:r>
-        <w:rPr>
-          <w:rFonts w:ascii="Arial" w:hAnsi="Arial" w:cs="Arial" w:eastAsia="Arial"/>
-          <w:b w:val="0"/>
-          <w:i w:val="0"/>
-          <w:color w:val="1F2A37"/>
-          <w:sz w:val="20"/>
-        </w:rPr>
-        <w:t>.</w:t>
+        <w:t>Limpar e desinfetar</w:t>
+      </w:r>
+      <w:r>
+        <w:rPr>
+          <w:rFonts w:ascii="Arial" w:hAnsi="Arial" w:cs="Arial" w:eastAsia="Arial"/>
+          <w:b w:val="0"/>
+          <w:i w:val="0"/>
+          <w:color w:val="1F2A37"/>
+          <w:sz w:val="20"/>
+        </w:rPr>
+        <w:t xml:space="preserve"> com a empresa habilitada, conforme a seção 8.3 ⚠, com </w:t>
+      </w:r>
+      <w:r>
+        <w:rPr>
+          <w:rFonts w:ascii="Arial" w:hAnsi="Arial" w:cs="Arial" w:eastAsia="Arial"/>
+          <w:b/>
+          <w:i w:val="0"/>
+          <w:color w:val="1F2A37"/>
+          <w:sz w:val="20"/>
+        </w:rPr>
+        <w:t>permissão de trabalho</w:t>
+      </w:r>
+      <w:r>
+        <w:rPr>
+          <w:rFonts w:ascii="Arial" w:hAnsi="Arial" w:cs="Arial" w:eastAsia="Arial"/>
+          <w:b w:val="0"/>
+          <w:i w:val="0"/>
+          <w:color w:val="1F2A37"/>
+          <w:sz w:val="20"/>
+        </w:rPr>
+        <w:t xml:space="preserve">, equipe treinada em NR-33 e NR-35 e </w:t>
+      </w:r>
+      <w:r>
+        <w:rPr>
+          <w:rFonts w:ascii="Arial" w:hAnsi="Arial" w:cs="Arial" w:eastAsia="Arial"/>
+          <w:b/>
+          <w:i w:val="0"/>
+          <w:color w:val="1F2A37"/>
+          <w:sz w:val="20"/>
+        </w:rPr>
+        <w:t>vigia</w:t>
+      </w:r>
+      <w:r>
+        <w:rPr>
+          <w:rFonts w:ascii="Arial" w:hAnsi="Arial" w:cs="Arial" w:eastAsia="Arial"/>
+          <w:b w:val="0"/>
+          <w:i w:val="0"/>
+          <w:color w:val="1F2A37"/>
+          <w:sz w:val="20"/>
+        </w:rPr>
+        <w:t xml:space="preserve"> do lado de fora.</w:t>
       </w:r>
     </w:p>
     <w:p>
@@ -5453,7 +5441,7 @@
           <w:color w:val="2F4162"/>
           <w:sz w:val="20"/>
         </w:rPr>
-        <w:t>5.</w:t>
+        <w:t>4.</w:t>
         <w:tab/>
       </w:r>
       <w:r>
@@ -5464,99 +5452,27 @@
           <w:color w:val="1F2A37"/>
           <w:sz w:val="20"/>
         </w:rPr>
-        <w:t>Coletar a segunda amostra</w:t>
-      </w:r>
-      <w:r>
-        <w:rPr>
-          <w:rFonts w:ascii="Arial" w:hAnsi="Arial" w:cs="Arial" w:eastAsia="Arial"/>
-          <w:b w:val="0"/>
-          <w:i w:val="0"/>
-          <w:color w:val="1F2A37"/>
-          <w:sz w:val="20"/>
-        </w:rPr>
-        <w:t xml:space="preserve"> (depois) nos mesmos pontos da Fase 3.</w:t>
-      </w:r>
-    </w:p>
-    <w:p>
-      <w:pPr>
-        <w:keepNext/>
-        <w:spacing w:after="80" w:before="240" w:line="280" w:lineRule="exact"/>
-      </w:pPr>
-      <w:r>
-        <w:rPr>
-          <w:rFonts w:ascii="Arial" w:hAnsi="Arial" w:cs="Arial" w:eastAsia="Arial"/>
-          <w:b/>
-          <w:i w:val="0"/>
-          <w:color w:val="1F2A37"/>
-          <w:sz w:val="22"/>
-        </w:rPr>
-        <w:t>Fase 5 — Retorno à normalidade</w:t>
-      </w:r>
-    </w:p>
-    <w:p>
-      <w:pPr>
-        <w:spacing w:after="130" w:before="0" w:line="284" w:lineRule="exact"/>
-        <w:jc w:val="both"/>
-      </w:pPr>
-      <w:r>
-        <w:rPr>
-          <w:rFonts w:ascii="Arial" w:hAnsi="Arial" w:cs="Arial" w:eastAsia="Arial"/>
-          <w:b w:val="0"/>
-          <w:i w:val="0"/>
-          <w:color w:val="1F2A37"/>
-          <w:sz w:val="20"/>
-        </w:rPr>
-        <w:t xml:space="preserve">Ver os </w:t>
-      </w:r>
-      <w:r>
-        <w:rPr>
-          <w:rFonts w:ascii="Arial" w:hAnsi="Arial" w:cs="Arial" w:eastAsia="Arial"/>
-          <w:b/>
-          <w:i w:val="0"/>
-          <w:color w:val="1F2A37"/>
-          <w:sz w:val="20"/>
-        </w:rPr>
-        <w:t>critérios de retorno</w:t>
-      </w:r>
-      <w:r>
-        <w:rPr>
-          <w:rFonts w:ascii="Arial" w:hAnsi="Arial" w:cs="Arial" w:eastAsia="Arial"/>
-          <w:b w:val="0"/>
-          <w:i w:val="0"/>
-          <w:color w:val="1F2A37"/>
-          <w:sz w:val="20"/>
-        </w:rPr>
-        <w:t xml:space="preserve"> (seção 11). Todos são necessários. Reabrir </w:t>
-      </w:r>
-      <w:r>
-        <w:rPr>
-          <w:rFonts w:ascii="Arial" w:hAnsi="Arial" w:cs="Arial" w:eastAsia="Arial"/>
-          <w:b/>
-          <w:i w:val="0"/>
-          <w:color w:val="1F2A37"/>
-          <w:sz w:val="20"/>
-        </w:rPr>
-        <w:t>devagar</w:t>
-      </w:r>
-      <w:r>
-        <w:rPr>
-          <w:rFonts w:ascii="Arial" w:hAnsi="Arial" w:cs="Arial" w:eastAsia="Arial"/>
-          <w:b w:val="0"/>
-          <w:i w:val="0"/>
-          <w:color w:val="1F2A37"/>
-          <w:sz w:val="20"/>
-        </w:rPr>
-        <w:t xml:space="preserve">, em etapas, e manter a </w:t>
-      </w:r>
-      <w:r>
-        <w:rPr>
-          <w:rFonts w:ascii="Arial" w:hAnsi="Arial" w:cs="Arial" w:eastAsia="Arial"/>
-          <w:b/>
-          <w:i w:val="0"/>
-          <w:color w:val="1F2A37"/>
-          <w:sz w:val="20"/>
-        </w:rPr>
-        <w:t>sentinela reforçada</w:t>
+        <w:t>Enxaguar, encher, descarregar</w:t>
+      </w:r>
+      <w:r>
+        <w:rPr>
+          <w:rFonts w:ascii="Arial" w:hAnsi="Arial" w:cs="Arial" w:eastAsia="Arial"/>
+          <w:b w:val="0"/>
+          <w:i w:val="0"/>
+          <w:color w:val="1F2A37"/>
+          <w:sz w:val="20"/>
+        </w:rPr>
+        <w:t xml:space="preserve"> as linhas e os pontos, </w:t>
+      </w:r>
+      <w:r>
+        <w:rPr>
+          <w:rFonts w:ascii="Arial" w:hAnsi="Arial" w:cs="Arial" w:eastAsia="Arial"/>
+          <w:b/>
+          <w:i w:val="0"/>
+          <w:color w:val="1F2A37"/>
+          <w:sz w:val="20"/>
+        </w:rPr>
+        <w:t>medir o cloro residual</w:t>
       </w:r>
       <w:r>
         <w:rPr>
@@ -5567,22 +5483,6 @@
           <w:sz w:val="20"/>
         </w:rPr>
         <w:t>.</w:t>
-      </w:r>
-    </w:p>
-    <w:p>
-      <w:pPr>
-        <w:keepNext/>
-        <w:spacing w:after="80" w:before="240" w:line="280" w:lineRule="exact"/>
-      </w:pPr>
-      <w:r>
-        <w:rPr>
-          <w:rFonts w:ascii="Arial" w:hAnsi="Arial" w:cs="Arial" w:eastAsia="Arial"/>
-          <w:b/>
-          <w:i w:val="0"/>
-          <w:color w:val="1F2A37"/>
-          <w:sz w:val="22"/>
-        </w:rPr>
-        <w:t>Fase 6 — Registro e lições</w:t>
       </w:r>
     </w:p>
     <w:p>
@@ -5602,38 +5502,136 @@
           <w:color w:val="2F4162"/>
           <w:sz w:val="20"/>
         </w:rPr>
-        <w:t>1.</w:t>
+        <w:t>5.</w:t>
         <w:tab/>
       </w:r>
       <w:r>
         <w:rPr>
           <w:rFonts w:ascii="Arial" w:hAnsi="Arial" w:cs="Arial" w:eastAsia="Arial"/>
-          <w:b w:val="0"/>
-          <w:i w:val="0"/>
-          <w:color w:val="1F2A37"/>
-          <w:sz w:val="20"/>
-        </w:rPr>
-        <w:t xml:space="preserve">Fechar o </w:t>
-      </w:r>
-      <w:r>
-        <w:rPr>
-          <w:rFonts w:ascii="Arial" w:hAnsi="Arial" w:cs="Arial" w:eastAsia="Arial"/>
-          <w:b/>
-          <w:i w:val="0"/>
-          <w:color w:val="1F2A37"/>
-          <w:sz w:val="20"/>
-        </w:rPr>
-        <w:t>registro do incidente</w:t>
-      </w:r>
-      <w:r>
-        <w:rPr>
-          <w:rFonts w:ascii="Arial" w:hAnsi="Arial" w:cs="Arial" w:eastAsia="Arial"/>
-          <w:b w:val="0"/>
-          <w:i w:val="0"/>
-          <w:color w:val="1F2A37"/>
-          <w:sz w:val="20"/>
-        </w:rPr>
-        <w:t xml:space="preserve"> (seção 14): linha do tempo, evidências, laudos, certificado, decisões, quem autorizou.</w:t>
+          <w:b/>
+          <w:i w:val="0"/>
+          <w:color w:val="1F2A37"/>
+          <w:sz w:val="20"/>
+        </w:rPr>
+        <w:t>Coletar a segunda amostra</w:t>
+      </w:r>
+      <w:r>
+        <w:rPr>
+          <w:rFonts w:ascii="Arial" w:hAnsi="Arial" w:cs="Arial" w:eastAsia="Arial"/>
+          <w:b w:val="0"/>
+          <w:i w:val="0"/>
+          <w:color w:val="1F2A37"/>
+          <w:sz w:val="20"/>
+        </w:rPr>
+        <w:t xml:space="preserve"> (depois) nos mesmos pontos da Fase 3.</w:t>
+      </w:r>
+    </w:p>
+    <w:p>
+      <w:pPr>
+        <w:keepNext/>
+        <w:spacing w:after="80" w:before="240" w:line="280" w:lineRule="exact"/>
+      </w:pPr>
+      <w:r>
+        <w:rPr>
+          <w:rFonts w:ascii="Arial" w:hAnsi="Arial" w:cs="Arial" w:eastAsia="Arial"/>
+          <w:b/>
+          <w:i w:val="0"/>
+          <w:color w:val="1F2A37"/>
+          <w:sz w:val="22"/>
+        </w:rPr>
+        <w:t>Fase 5 — Retorno à normalidade</w:t>
+      </w:r>
+    </w:p>
+    <w:p>
+      <w:pPr>
+        <w:spacing w:after="130" w:before="0" w:line="284" w:lineRule="exact"/>
+        <w:jc w:val="both"/>
+      </w:pPr>
+      <w:r>
+        <w:rPr>
+          <w:rFonts w:ascii="Arial" w:hAnsi="Arial" w:cs="Arial" w:eastAsia="Arial"/>
+          <w:b w:val="0"/>
+          <w:i w:val="0"/>
+          <w:color w:val="1F2A37"/>
+          <w:sz w:val="20"/>
+        </w:rPr>
+        <w:t xml:space="preserve">Ver os </w:t>
+      </w:r>
+      <w:r>
+        <w:rPr>
+          <w:rFonts w:ascii="Arial" w:hAnsi="Arial" w:cs="Arial" w:eastAsia="Arial"/>
+          <w:b/>
+          <w:i w:val="0"/>
+          <w:color w:val="1F2A37"/>
+          <w:sz w:val="20"/>
+        </w:rPr>
+        <w:t>critérios de retorno</w:t>
+      </w:r>
+      <w:r>
+        <w:rPr>
+          <w:rFonts w:ascii="Arial" w:hAnsi="Arial" w:cs="Arial" w:eastAsia="Arial"/>
+          <w:b w:val="0"/>
+          <w:i w:val="0"/>
+          <w:color w:val="1F2A37"/>
+          <w:sz w:val="20"/>
+        </w:rPr>
+        <w:t xml:space="preserve"> (seção 11). Todos são necessários. Reabrir </w:t>
+      </w:r>
+      <w:r>
+        <w:rPr>
+          <w:rFonts w:ascii="Arial" w:hAnsi="Arial" w:cs="Arial" w:eastAsia="Arial"/>
+          <w:b/>
+          <w:i w:val="0"/>
+          <w:color w:val="1F2A37"/>
+          <w:sz w:val="20"/>
+        </w:rPr>
+        <w:t>devagar</w:t>
+      </w:r>
+      <w:r>
+        <w:rPr>
+          <w:rFonts w:ascii="Arial" w:hAnsi="Arial" w:cs="Arial" w:eastAsia="Arial"/>
+          <w:b w:val="0"/>
+          <w:i w:val="0"/>
+          <w:color w:val="1F2A37"/>
+          <w:sz w:val="20"/>
+        </w:rPr>
+        <w:t xml:space="preserve">, em etapas, e manter a </w:t>
+      </w:r>
+      <w:r>
+        <w:rPr>
+          <w:rFonts w:ascii="Arial" w:hAnsi="Arial" w:cs="Arial" w:eastAsia="Arial"/>
+          <w:b/>
+          <w:i w:val="0"/>
+          <w:color w:val="1F2A37"/>
+          <w:sz w:val="20"/>
+        </w:rPr>
+        <w:t>sentinela reforçada</w:t>
+      </w:r>
+      <w:r>
+        <w:rPr>
+          <w:rFonts w:ascii="Arial" w:hAnsi="Arial" w:cs="Arial" w:eastAsia="Arial"/>
+          <w:b w:val="0"/>
+          <w:i w:val="0"/>
+          <w:color w:val="1F2A37"/>
+          <w:sz w:val="20"/>
+        </w:rPr>
+        <w:t>.</w:t>
+      </w:r>
+    </w:p>
+    <w:p>
+      <w:pPr>
+        <w:keepNext/>
+        <w:spacing w:after="80" w:before="240" w:line="280" w:lineRule="exact"/>
+      </w:pPr>
+      <w:r>
+        <w:rPr>
+          <w:rFonts w:ascii="Arial" w:hAnsi="Arial" w:cs="Arial" w:eastAsia="Arial"/>
+          <w:b/>
+          <w:i w:val="0"/>
+          <w:color w:val="1F2A37"/>
+          <w:sz w:val="22"/>
+        </w:rPr>
+        <w:t>Fase 6 — Registro e lições</w:t>
       </w:r>
     </w:p>
     <w:p>
@@ -5653,48 +5651,38 @@
           <w:color w:val="2F4162"/>
           <w:sz w:val="20"/>
         </w:rPr>
-        <w:t>2.</w:t>
+        <w:t>1.</w:t>
         <w:tab/>
       </w:r>
       <w:r>
         <w:rPr>
           <w:rFonts w:ascii="Arial" w:hAnsi="Arial" w:cs="Arial" w:eastAsia="Arial"/>
-          <w:b/>
-          <w:i w:val="0"/>
-          <w:color w:val="1F2A37"/>
-          <w:sz w:val="20"/>
-        </w:rPr>
-        <w:t>Atualizar a ficha</w:t>
-      </w:r>
-      <w:r>
-        <w:rPr>
-          <w:rFonts w:ascii="Arial" w:hAnsi="Arial" w:cs="Arial" w:eastAsia="Arial"/>
-          <w:b w:val="0"/>
-          <w:i w:val="0"/>
-          <w:color w:val="1F2A37"/>
-          <w:sz w:val="20"/>
-        </w:rPr>
-        <w:t xml:space="preserve"> (células existentes, registros de isolamento, data da limpeza, ponto cego descoberto) e a </w:t>
-      </w:r>
-      <w:r>
-        <w:rPr>
-          <w:rFonts w:ascii="Arial" w:hAnsi="Arial" w:cs="Arial" w:eastAsia="Arial"/>
-          <w:b/>
-          <w:i w:val="0"/>
-          <w:color w:val="1F2A37"/>
-          <w:sz w:val="20"/>
-        </w:rPr>
-        <w:t>matriz sistema × cenário</w:t>
-      </w:r>
-      <w:r>
-        <w:rPr>
-          <w:rFonts w:ascii="Arial" w:hAnsi="Arial" w:cs="Arial" w:eastAsia="Arial"/>
-          <w:b w:val="0"/>
-          <w:i w:val="0"/>
-          <w:color w:val="1F2A37"/>
-          <w:sz w:val="20"/>
-        </w:rPr>
-        <w:t>.</w:t>
+          <w:b w:val="0"/>
+          <w:i w:val="0"/>
+          <w:color w:val="1F2A37"/>
+          <w:sz w:val="20"/>
+        </w:rPr>
+        <w:t xml:space="preserve">Fechar o </w:t>
+      </w:r>
+      <w:r>
+        <w:rPr>
+          <w:rFonts w:ascii="Arial" w:hAnsi="Arial" w:cs="Arial" w:eastAsia="Arial"/>
+          <w:b/>
+          <w:i w:val="0"/>
+          <w:color w:val="1F2A37"/>
+          <w:sz w:val="20"/>
+        </w:rPr>
+        <w:t>registro do incidente</w:t>
+      </w:r>
+      <w:r>
+        <w:rPr>
+          <w:rFonts w:ascii="Arial" w:hAnsi="Arial" w:cs="Arial" w:eastAsia="Arial"/>
+          <w:b w:val="0"/>
+          <w:i w:val="0"/>
+          <w:color w:val="1F2A37"/>
+          <w:sz w:val="20"/>
+        </w:rPr>
+        <w:t xml:space="preserve"> (seção 14): linha do tempo, evidências, laudos, certificado, decisões, quem autorizou.</w:t>
       </w:r>
     </w:p>
     <w:p>
@@ -5714,7 +5702,7 @@
           <w:color w:val="2F4162"/>
           <w:sz w:val="20"/>
         </w:rPr>
-        <w:t>3.</w:t>
+        <w:t>2.</w:t>
         <w:tab/>
       </w:r>
       <w:r>
@@ -5725,37 +5713,37 @@
           <w:color w:val="1F2A37"/>
           <w:sz w:val="20"/>
         </w:rPr>
-        <w:t>Revisar este procedimento</w:t>
-      </w:r>
-      <w:r>
-        <w:rPr>
-          <w:rFonts w:ascii="Arial" w:hAnsi="Arial" w:cs="Arial" w:eastAsia="Arial"/>
-          <w:b w:val="0"/>
-          <w:i w:val="0"/>
-          <w:color w:val="1F2A37"/>
-          <w:sz w:val="20"/>
-        </w:rPr>
-        <w:t xml:space="preserve"> e a </w:t>
-      </w:r>
-      <w:r>
-        <w:rPr>
-          <w:rFonts w:ascii="Arial" w:hAnsi="Arial" w:cs="Arial" w:eastAsia="Arial"/>
-          <w:b/>
-          <w:i w:val="0"/>
-          <w:color w:val="1F2A37"/>
-          <w:sz w:val="20"/>
-        </w:rPr>
-        <w:t>cadência de limpeza</w:t>
-      </w:r>
-      <w:r>
-        <w:rPr>
-          <w:rFonts w:ascii="Arial" w:hAnsi="Arial" w:cs="Arial" w:eastAsia="Arial"/>
-          <w:b w:val="0"/>
-          <w:i w:val="0"/>
-          <w:color w:val="1F2A37"/>
-          <w:sz w:val="20"/>
-        </w:rPr>
-        <w:t xml:space="preserve"> com o que o incidente mostrou.</w:t>
+        <w:t>Atualizar a ficha</w:t>
+      </w:r>
+      <w:r>
+        <w:rPr>
+          <w:rFonts w:ascii="Arial" w:hAnsi="Arial" w:cs="Arial" w:eastAsia="Arial"/>
+          <w:b w:val="0"/>
+          <w:i w:val="0"/>
+          <w:color w:val="1F2A37"/>
+          <w:sz w:val="20"/>
+        </w:rPr>
+        <w:t xml:space="preserve"> (células existentes, registros de isolamento, data da limpeza, ponto cego descoberto) e a </w:t>
+      </w:r>
+      <w:r>
+        <w:rPr>
+          <w:rFonts w:ascii="Arial" w:hAnsi="Arial" w:cs="Arial" w:eastAsia="Arial"/>
+          <w:b/>
+          <w:i w:val="0"/>
+          <w:color w:val="1F2A37"/>
+          <w:sz w:val="20"/>
+        </w:rPr>
+        <w:t>matriz sistema × cenário</w:t>
+      </w:r>
+      <w:r>
+        <w:rPr>
+          <w:rFonts w:ascii="Arial" w:hAnsi="Arial" w:cs="Arial" w:eastAsia="Arial"/>
+          <w:b w:val="0"/>
+          <w:i w:val="0"/>
+          <w:color w:val="1F2A37"/>
+          <w:sz w:val="20"/>
+        </w:rPr>
+        <w:t>.</w:t>
       </w:r>
     </w:p>
     <w:p>
@@ -5775,129 +5763,48 @@
           <w:color w:val="2F4162"/>
           <w:sz w:val="20"/>
         </w:rPr>
-        <w:t>4.</w:t>
+        <w:t>3.</w:t>
         <w:tab/>
       </w:r>
       <w:r>
         <w:rPr>
           <w:rFonts w:ascii="Arial" w:hAnsi="Arial" w:cs="Arial" w:eastAsia="Arial"/>
-          <w:b w:val="0"/>
-          <w:i w:val="0"/>
-          <w:color w:val="1F2A37"/>
-          <w:sz w:val="20"/>
-        </w:rPr>
-        <w:t xml:space="preserve">Preparar o </w:t>
-      </w:r>
-      <w:r>
-        <w:rPr>
-          <w:rFonts w:ascii="Arial" w:hAnsi="Arial" w:cs="Arial" w:eastAsia="Arial"/>
-          <w:b/>
-          <w:i w:val="0"/>
-          <w:color w:val="1F2A37"/>
-          <w:sz w:val="20"/>
-        </w:rPr>
-        <w:t>resumo ao proprietário</w:t>
-      </w:r>
-      <w:r>
-        <w:rPr>
-          <w:rFonts w:ascii="Arial" w:hAnsi="Arial" w:cs="Arial" w:eastAsia="Arial"/>
-          <w:b w:val="0"/>
-          <w:i w:val="0"/>
-          <w:color w:val="1F2A37"/>
-          <w:sz w:val="20"/>
-        </w:rPr>
-        <w:t xml:space="preserve"> (o que aconteceu, o que foi feito, o que muda).</w:t>
-      </w:r>
-    </w:p>
-    <w:p>
-      <w:pPr>
-        <w:keepNext/>
-        <w:pBdr>
-          <w:bottom w:val="single" w:sz="8" w:space="5" w:color="2F4162"/>
-        </w:pBdr>
-        <w:spacing w:after="240" w:before="440" w:line="340" w:lineRule="exact"/>
-      </w:pPr>
-      <w:r>
-        <w:rPr>
-          <w:rFonts w:ascii="Arial" w:hAnsi="Arial" w:cs="Arial" w:eastAsia="Arial"/>
-          <w:b/>
-          <w:i w:val="0"/>
-          <w:color w:val="2F4162"/>
-          <w:sz w:val="27"/>
-        </w:rPr>
-        <w:t>5. Isolar e manter o abastecimento</w:t>
-      </w:r>
-    </w:p>
-    <w:p>
-      <w:pPr>
-        <w:keepNext/>
-        <w:spacing w:after="80" w:before="240" w:line="280" w:lineRule="exact"/>
-      </w:pPr>
-      <w:r>
-        <w:rPr>
-          <w:rFonts w:ascii="Arial" w:hAnsi="Arial" w:cs="Arial" w:eastAsia="Arial"/>
-          <w:b/>
-          <w:i w:val="0"/>
-          <w:color w:val="1F2A37"/>
-          <w:sz w:val="22"/>
-        </w:rPr>
-        <w:t>5.1 Existe célula ou divisão e a ficha diz que dá para operar com uma só?</w:t>
-      </w:r>
-    </w:p>
-    <w:p>
-      <w:pPr>
-        <w:spacing w:after="130" w:before="0" w:line="284" w:lineRule="exact"/>
-        <w:jc w:val="both"/>
-      </w:pPr>
-      <w:r>
-        <w:rPr>
-          <w:rFonts w:ascii="Arial" w:hAnsi="Arial" w:cs="Arial" w:eastAsia="Arial"/>
-          <w:b w:val="0"/>
-          <w:i w:val="0"/>
-          <w:color w:val="1F2A37"/>
-          <w:sz w:val="20"/>
-        </w:rPr>
-        <w:t xml:space="preserve">Reservatórios costumam ter </w:t>
-      </w:r>
-      <w:r>
-        <w:rPr>
-          <w:rFonts w:ascii="Arial" w:hAnsi="Arial" w:cs="Arial" w:eastAsia="Arial"/>
-          <w:b/>
-          <w:i w:val="0"/>
-          <w:color w:val="1F2A37"/>
-          <w:sz w:val="20"/>
-        </w:rPr>
-        <w:t>células</w:t>
-      </w:r>
-      <w:r>
-        <w:rPr>
-          <w:rFonts w:ascii="Arial" w:hAnsi="Arial" w:cs="Arial" w:eastAsia="Arial"/>
-          <w:b w:val="0"/>
-          <w:i w:val="0"/>
-          <w:color w:val="1F2A37"/>
-          <w:sz w:val="20"/>
-        </w:rPr>
-        <w:t xml:space="preserve"> (por exemplo, inferior/cisterna e superior; ou duas células lado a lado, com tubo de equalização, A17). Se a ficha </w:t>
-      </w:r>
-      <w:r>
-        <w:rPr>
-          <w:rFonts w:ascii="Arial" w:hAnsi="Arial" w:cs="Arial" w:eastAsia="Arial"/>
-          <w:b/>
-          <w:i w:val="0"/>
-          <w:color w:val="1F2A37"/>
-          <w:sz w:val="20"/>
-        </w:rPr>
-        <w:t>diz que existe</w:t>
-      </w:r>
-      <w:r>
-        <w:rPr>
-          <w:rFonts w:ascii="Arial" w:hAnsi="Arial" w:cs="Arial" w:eastAsia="Arial"/>
-          <w:b w:val="0"/>
-          <w:i w:val="0"/>
-          <w:color w:val="1F2A37"/>
-          <w:sz w:val="20"/>
-        </w:rPr>
-        <w:t xml:space="preserve"> divisão:</w:t>
+          <w:b/>
+          <w:i w:val="0"/>
+          <w:color w:val="1F2A37"/>
+          <w:sz w:val="20"/>
+        </w:rPr>
+        <w:t>Revisar este procedimento</w:t>
+      </w:r>
+      <w:r>
+        <w:rPr>
+          <w:rFonts w:ascii="Arial" w:hAnsi="Arial" w:cs="Arial" w:eastAsia="Arial"/>
+          <w:b w:val="0"/>
+          <w:i w:val="0"/>
+          <w:color w:val="1F2A37"/>
+          <w:sz w:val="20"/>
+        </w:rPr>
+        <w:t xml:space="preserve"> e a </w:t>
+      </w:r>
+      <w:r>
+        <w:rPr>
+          <w:rFonts w:ascii="Arial" w:hAnsi="Arial" w:cs="Arial" w:eastAsia="Arial"/>
+          <w:b/>
+          <w:i w:val="0"/>
+          <w:color w:val="1F2A37"/>
+          <w:sz w:val="20"/>
+        </w:rPr>
+        <w:t>cadência de limpeza</w:t>
+      </w:r>
+      <w:r>
+        <w:rPr>
+          <w:rFonts w:ascii="Arial" w:hAnsi="Arial" w:cs="Arial" w:eastAsia="Arial"/>
+          <w:b w:val="0"/>
+          <w:i w:val="0"/>
+          <w:color w:val="1F2A37"/>
+          <w:sz w:val="20"/>
+        </w:rPr>
+        <w:t xml:space="preserve"> com o que o incidente mostrou.</w:t>
       </w:r>
     </w:p>
     <w:p>
@@ -5917,108 +5824,130 @@
           <w:color w:val="2F4162"/>
           <w:sz w:val="20"/>
         </w:rPr>
-        <w:t>1.</w:t>
+        <w:t>4.</w:t>
         <w:tab/>
       </w:r>
       <w:r>
         <w:rPr>
           <w:rFonts w:ascii="Arial" w:hAnsi="Arial" w:cs="Arial" w:eastAsia="Arial"/>
-          <w:b/>
-          <w:i w:val="0"/>
-          <w:color w:val="1F2A37"/>
-          <w:sz w:val="20"/>
-        </w:rPr>
-        <w:t>Isolar a célula suspeita</w:t>
-      </w:r>
-      <w:r>
-        <w:rPr>
-          <w:rFonts w:ascii="Arial" w:hAnsi="Arial" w:cs="Arial" w:eastAsia="Arial"/>
-          <w:b w:val="0"/>
-          <w:i w:val="0"/>
-          <w:color w:val="1F2A37"/>
-          <w:sz w:val="20"/>
-        </w:rPr>
-        <w:t xml:space="preserve"> por </w:t>
-      </w:r>
-      <w:r>
-        <w:rPr>
-          <w:rFonts w:ascii="Arial" w:hAnsi="Arial" w:cs="Arial" w:eastAsia="Arial"/>
-          <w:b/>
-          <w:i w:val="0"/>
-          <w:color w:val="1F2A37"/>
-          <w:sz w:val="20"/>
-        </w:rPr>
-        <w:t>entrada, saída e equalização</w:t>
-      </w:r>
-      <w:r>
-        <w:rPr>
-          <w:rFonts w:ascii="Arial" w:hAnsi="Arial" w:cs="Arial" w:eastAsia="Arial"/>
-          <w:b w:val="0"/>
-          <w:i w:val="0"/>
-          <w:color w:val="1F2A37"/>
-          <w:sz w:val="20"/>
-        </w:rPr>
-        <w:t xml:space="preserve"> (registros fechados, </w:t>
-      </w:r>
-      <w:r>
-        <w:rPr>
-          <w:rFonts w:ascii="Arial" w:hAnsi="Arial" w:cs="Arial" w:eastAsia="Arial"/>
-          <w:b/>
-          <w:i w:val="0"/>
-          <w:color w:val="1F2A37"/>
-          <w:sz w:val="20"/>
-        </w:rPr>
-        <w:t>etiquetados e travados</w:t>
-      </w:r>
-      <w:r>
-        <w:rPr>
-          <w:rFonts w:ascii="Arial" w:hAnsi="Arial" w:cs="Arial" w:eastAsia="Arial"/>
-          <w:b w:val="0"/>
-          <w:i w:val="0"/>
-          <w:color w:val="1F2A37"/>
-          <w:sz w:val="20"/>
-        </w:rPr>
-        <w:t xml:space="preserve">). </w:t>
-      </w:r>
-      <w:r>
-        <w:rPr>
-          <w:rFonts w:ascii="Arial" w:hAnsi="Arial" w:cs="Arial" w:eastAsia="Arial"/>
-          <w:b/>
-          <w:i w:val="0"/>
-          <w:color w:val="1F2A37"/>
-          <w:sz w:val="20"/>
-        </w:rPr>
-        <w:t>Conferir</w:t>
-      </w:r>
-      <w:r>
-        <w:rPr>
-          <w:rFonts w:ascii="Arial" w:hAnsi="Arial" w:cs="Arial" w:eastAsia="Arial"/>
-          <w:b w:val="0"/>
-          <w:i w:val="0"/>
-          <w:color w:val="1F2A37"/>
-          <w:sz w:val="20"/>
-        </w:rPr>
-        <w:t xml:space="preserve"> que a outra célula </w:t>
-      </w:r>
-      <w:r>
-        <w:rPr>
-          <w:rFonts w:ascii="Arial" w:hAnsi="Arial" w:cs="Arial" w:eastAsia="Arial"/>
-          <w:b/>
-          <w:i w:val="0"/>
-          <w:color w:val="1F2A37"/>
-          <w:sz w:val="20"/>
-        </w:rPr>
-        <w:t>não recebe</w:t>
-      </w:r>
-      <w:r>
-        <w:rPr>
-          <w:rFonts w:ascii="Arial" w:hAnsi="Arial" w:cs="Arial" w:eastAsia="Arial"/>
-          <w:b w:val="0"/>
-          <w:i w:val="0"/>
-          <w:color w:val="1F2A37"/>
-          <w:sz w:val="20"/>
-        </w:rPr>
-        <w:t xml:space="preserve"> água da suspeita por equalização, barrilete comum, extravasor ou ladrão ligados.</w:t>
+          <w:b w:val="0"/>
+          <w:i w:val="0"/>
+          <w:color w:val="1F2A37"/>
+          <w:sz w:val="20"/>
+        </w:rPr>
+        <w:t xml:space="preserve">Preparar o </w:t>
+      </w:r>
+      <w:r>
+        <w:rPr>
+          <w:rFonts w:ascii="Arial" w:hAnsi="Arial" w:cs="Arial" w:eastAsia="Arial"/>
+          <w:b/>
+          <w:i w:val="0"/>
+          <w:color w:val="1F2A37"/>
+          <w:sz w:val="20"/>
+        </w:rPr>
+        <w:t>resumo ao proprietário</w:t>
+      </w:r>
+      <w:r>
+        <w:rPr>
+          <w:rFonts w:ascii="Arial" w:hAnsi="Arial" w:cs="Arial" w:eastAsia="Arial"/>
+          <w:b w:val="0"/>
+          <w:i w:val="0"/>
+          <w:color w:val="1F2A37"/>
+          <w:sz w:val="20"/>
+        </w:rPr>
+        <w:t xml:space="preserve"> (o que aconteceu, o que foi feito, o que muda).</w:t>
+      </w:r>
+    </w:p>
+    <w:p>
+      <w:pPr>
+        <w:keepNext/>
+        <w:pageBreakBefore/>
+        <w:pBdr>
+          <w:bottom w:val="single" w:sz="8" w:space="5" w:color="2F4162"/>
+        </w:pBdr>
+        <w:spacing w:after="240" w:before="440" w:line="340" w:lineRule="exact"/>
+      </w:pPr>
+      <w:r>
+        <w:rPr>
+          <w:rFonts w:ascii="Arial" w:hAnsi="Arial" w:cs="Arial" w:eastAsia="Arial"/>
+          <w:b/>
+          <w:i w:val="0"/>
+          <w:color w:val="2F4162"/>
+          <w:sz w:val="27"/>
+        </w:rPr>
+        <w:t>5. Isolar e manter o abastecimento</w:t>
+      </w:r>
+    </w:p>
+    <w:p>
+      <w:pPr>
+        <w:keepNext/>
+        <w:spacing w:after="80" w:before="240" w:line="280" w:lineRule="exact"/>
+      </w:pPr>
+      <w:r>
+        <w:rPr>
+          <w:rFonts w:ascii="Arial" w:hAnsi="Arial" w:cs="Arial" w:eastAsia="Arial"/>
+          <w:b/>
+          <w:i w:val="0"/>
+          <w:color w:val="1F2A37"/>
+          <w:sz w:val="22"/>
+        </w:rPr>
+        <w:t>5.1 Existe célula ou divisão e a ficha diz que dá para operar com uma só?</w:t>
+      </w:r>
+    </w:p>
+    <w:p>
+      <w:pPr>
+        <w:spacing w:after="130" w:before="0" w:line="284" w:lineRule="exact"/>
+        <w:jc w:val="both"/>
+      </w:pPr>
+      <w:r>
+        <w:rPr>
+          <w:rFonts w:ascii="Arial" w:hAnsi="Arial" w:cs="Arial" w:eastAsia="Arial"/>
+          <w:b w:val="0"/>
+          <w:i w:val="0"/>
+          <w:color w:val="1F2A37"/>
+          <w:sz w:val="20"/>
+        </w:rPr>
+        <w:t xml:space="preserve">Reservatórios costumam ter </w:t>
+      </w:r>
+      <w:r>
+        <w:rPr>
+          <w:rFonts w:ascii="Arial" w:hAnsi="Arial" w:cs="Arial" w:eastAsia="Arial"/>
+          <w:b/>
+          <w:i w:val="0"/>
+          <w:color w:val="1F2A37"/>
+          <w:sz w:val="20"/>
+        </w:rPr>
+        <w:t>células</w:t>
+      </w:r>
+      <w:r>
+        <w:rPr>
+          <w:rFonts w:ascii="Arial" w:hAnsi="Arial" w:cs="Arial" w:eastAsia="Arial"/>
+          <w:b w:val="0"/>
+          <w:i w:val="0"/>
+          <w:color w:val="1F2A37"/>
+          <w:sz w:val="20"/>
+        </w:rPr>
+        <w:t xml:space="preserve"> (por exemplo, inferior/cisterna e superior; ou duas células lado a lado, com tubo de equalização, A17). Se a ficha </w:t>
+      </w:r>
+      <w:r>
+        <w:rPr>
+          <w:rFonts w:ascii="Arial" w:hAnsi="Arial" w:cs="Arial" w:eastAsia="Arial"/>
+          <w:b/>
+          <w:i w:val="0"/>
+          <w:color w:val="1F2A37"/>
+          <w:sz w:val="20"/>
+        </w:rPr>
+        <w:t>diz que existe</w:t>
+      </w:r>
+      <w:r>
+        <w:rPr>
+          <w:rFonts w:ascii="Arial" w:hAnsi="Arial" w:cs="Arial" w:eastAsia="Arial"/>
+          <w:b w:val="0"/>
+          <w:i w:val="0"/>
+          <w:color w:val="1F2A37"/>
+          <w:sz w:val="20"/>
+        </w:rPr>
+        <w:t xml:space="preserve"> divisão:</w:t>
       </w:r>
     </w:p>
     <w:p>
@@ -6038,7 +5967,7 @@
           <w:color w:val="2F4162"/>
           <w:sz w:val="20"/>
         </w:rPr>
-        <w:t>2.</w:t>
+        <w:t>1.</w:t>
         <w:tab/>
       </w:r>
       <w:r>
@@ -6049,97 +5978,97 @@
           <w:color w:val="1F2A37"/>
           <w:sz w:val="20"/>
         </w:rPr>
-        <w:t>Conferir a célula reserva</w:t>
-      </w:r>
-      <w:r>
-        <w:rPr>
-          <w:rFonts w:ascii="Arial" w:hAnsi="Arial" w:cs="Arial" w:eastAsia="Arial"/>
-          <w:b w:val="0"/>
-          <w:i w:val="0"/>
-          <w:color w:val="1F2A37"/>
-          <w:sz w:val="20"/>
-        </w:rPr>
-        <w:t xml:space="preserve">: tampa íntegra e vedada, lacre, tela e ladrão corretos, sem sinal de infiltração, </w:t>
-      </w:r>
-      <w:r>
-        <w:rPr>
-          <w:rFonts w:ascii="Arial" w:hAnsi="Arial" w:cs="Arial" w:eastAsia="Arial"/>
-          <w:b/>
-          <w:i w:val="0"/>
-          <w:color w:val="1F2A37"/>
-          <w:sz w:val="20"/>
-        </w:rPr>
-        <w:t>cor, odor e aspecto</w:t>
-      </w:r>
-      <w:r>
-        <w:rPr>
-          <w:rFonts w:ascii="Arial" w:hAnsi="Arial" w:cs="Arial" w:eastAsia="Arial"/>
-          <w:b w:val="0"/>
-          <w:i w:val="0"/>
-          <w:color w:val="1F2A37"/>
-          <w:sz w:val="20"/>
-        </w:rPr>
-        <w:t xml:space="preserve"> normais, </w:t>
-      </w:r>
-      <w:r>
-        <w:rPr>
-          <w:rFonts w:ascii="Arial" w:hAnsi="Arial" w:cs="Arial" w:eastAsia="Arial"/>
-          <w:b/>
-          <w:i w:val="0"/>
-          <w:color w:val="1F2A37"/>
-          <w:sz w:val="20"/>
-        </w:rPr>
-        <w:t>cloro residual</w:t>
-      </w:r>
-      <w:r>
-        <w:rPr>
-          <w:rFonts w:ascii="Arial" w:hAnsi="Arial" w:cs="Arial" w:eastAsia="Arial"/>
-          <w:b w:val="0"/>
-          <w:i w:val="0"/>
-          <w:color w:val="1F2A37"/>
-          <w:sz w:val="20"/>
-        </w:rPr>
-        <w:t xml:space="preserve"> medido ⚠ e </w:t>
-      </w:r>
-      <w:r>
-        <w:rPr>
-          <w:rFonts w:ascii="Arial" w:hAnsi="Arial" w:cs="Arial" w:eastAsia="Arial"/>
-          <w:b/>
-          <w:i w:val="0"/>
-          <w:color w:val="1F2A37"/>
-          <w:sz w:val="20"/>
-        </w:rPr>
-        <w:t>amostra coletada</w:t>
-      </w:r>
-      <w:r>
-        <w:rPr>
-          <w:rFonts w:ascii="Arial" w:hAnsi="Arial" w:cs="Arial" w:eastAsia="Arial"/>
-          <w:b w:val="0"/>
-          <w:i w:val="0"/>
-          <w:color w:val="1F2A37"/>
-          <w:sz w:val="20"/>
-        </w:rPr>
-        <w:t xml:space="preserve">. Se a reserva também apresenta qualquer sinal, </w:t>
-      </w:r>
-      <w:r>
-        <w:rPr>
-          <w:rFonts w:ascii="Arial" w:hAnsi="Arial" w:cs="Arial" w:eastAsia="Arial"/>
-          <w:b/>
-          <w:i w:val="0"/>
-          <w:color w:val="1F2A37"/>
-          <w:sz w:val="20"/>
-        </w:rPr>
-        <w:t>trate o conjunto como contaminado</w:t>
-      </w:r>
-      <w:r>
-        <w:rPr>
-          <w:rFonts w:ascii="Arial" w:hAnsi="Arial" w:cs="Arial" w:eastAsia="Arial"/>
-          <w:b w:val="0"/>
-          <w:i w:val="0"/>
-          <w:color w:val="1F2A37"/>
-          <w:sz w:val="20"/>
-        </w:rPr>
-        <w:t xml:space="preserve"> (item 5.2).</w:t>
+        <w:t>Isolar a célula suspeita</w:t>
+      </w:r>
+      <w:r>
+        <w:rPr>
+          <w:rFonts w:ascii="Arial" w:hAnsi="Arial" w:cs="Arial" w:eastAsia="Arial"/>
+          <w:b w:val="0"/>
+          <w:i w:val="0"/>
+          <w:color w:val="1F2A37"/>
+          <w:sz w:val="20"/>
+        </w:rPr>
+        <w:t xml:space="preserve"> por </w:t>
+      </w:r>
+      <w:r>
+        <w:rPr>
+          <w:rFonts w:ascii="Arial" w:hAnsi="Arial" w:cs="Arial" w:eastAsia="Arial"/>
+          <w:b/>
+          <w:i w:val="0"/>
+          <w:color w:val="1F2A37"/>
+          <w:sz w:val="20"/>
+        </w:rPr>
+        <w:t>entrada, saída e equalização</w:t>
+      </w:r>
+      <w:r>
+        <w:rPr>
+          <w:rFonts w:ascii="Arial" w:hAnsi="Arial" w:cs="Arial" w:eastAsia="Arial"/>
+          <w:b w:val="0"/>
+          <w:i w:val="0"/>
+          <w:color w:val="1F2A37"/>
+          <w:sz w:val="20"/>
+        </w:rPr>
+        <w:t xml:space="preserve"> (registros fechados, </w:t>
+      </w:r>
+      <w:r>
+        <w:rPr>
+          <w:rFonts w:ascii="Arial" w:hAnsi="Arial" w:cs="Arial" w:eastAsia="Arial"/>
+          <w:b/>
+          <w:i w:val="0"/>
+          <w:color w:val="1F2A37"/>
+          <w:sz w:val="20"/>
+        </w:rPr>
+        <w:t>etiquetados e travados</w:t>
+      </w:r>
+      <w:r>
+        <w:rPr>
+          <w:rFonts w:ascii="Arial" w:hAnsi="Arial" w:cs="Arial" w:eastAsia="Arial"/>
+          <w:b w:val="0"/>
+          <w:i w:val="0"/>
+          <w:color w:val="1F2A37"/>
+          <w:sz w:val="20"/>
+        </w:rPr>
+        <w:t xml:space="preserve">). </w:t>
+      </w:r>
+      <w:r>
+        <w:rPr>
+          <w:rFonts w:ascii="Arial" w:hAnsi="Arial" w:cs="Arial" w:eastAsia="Arial"/>
+          <w:b/>
+          <w:i w:val="0"/>
+          <w:color w:val="1F2A37"/>
+          <w:sz w:val="20"/>
+        </w:rPr>
+        <w:t>Conferir</w:t>
+      </w:r>
+      <w:r>
+        <w:rPr>
+          <w:rFonts w:ascii="Arial" w:hAnsi="Arial" w:cs="Arial" w:eastAsia="Arial"/>
+          <w:b w:val="0"/>
+          <w:i w:val="0"/>
+          <w:color w:val="1F2A37"/>
+          <w:sz w:val="20"/>
+        </w:rPr>
+        <w:t xml:space="preserve"> que a outra célula </w:t>
+      </w:r>
+      <w:r>
+        <w:rPr>
+          <w:rFonts w:ascii="Arial" w:hAnsi="Arial" w:cs="Arial" w:eastAsia="Arial"/>
+          <w:b/>
+          <w:i w:val="0"/>
+          <w:color w:val="1F2A37"/>
+          <w:sz w:val="20"/>
+        </w:rPr>
+        <w:t>não recebe</w:t>
+      </w:r>
+      <w:r>
+        <w:rPr>
+          <w:rFonts w:ascii="Arial" w:hAnsi="Arial" w:cs="Arial" w:eastAsia="Arial"/>
+          <w:b w:val="0"/>
+          <w:i w:val="0"/>
+          <w:color w:val="1F2A37"/>
+          <w:sz w:val="20"/>
+        </w:rPr>
+        <w:t xml:space="preserve"> água da suspeita por equalização, barrilete comum, extravasor ou ladrão ligados.</w:t>
       </w:r>
     </w:p>
     <w:p>
@@ -6159,7 +6088,7 @@
           <w:color w:val="2F4162"/>
           <w:sz w:val="20"/>
         </w:rPr>
-        <w:t>3.</w:t>
+        <w:t>2.</w:t>
         <w:tab/>
       </w:r>
       <w:r>
@@ -6170,77 +6099,97 @@
           <w:color w:val="1F2A37"/>
           <w:sz w:val="20"/>
         </w:rPr>
-        <w:t>Operar só com a célula reserva</w:t>
-      </w:r>
-      <w:r>
-        <w:rPr>
-          <w:rFonts w:ascii="Arial" w:hAnsi="Arial" w:cs="Arial" w:eastAsia="Arial"/>
-          <w:b w:val="0"/>
-          <w:i w:val="0"/>
-          <w:color w:val="1F2A37"/>
-          <w:sz w:val="20"/>
-        </w:rPr>
-        <w:t xml:space="preserve"> com </w:t>
-      </w:r>
-      <w:r>
-        <w:rPr>
-          <w:rFonts w:ascii="Arial" w:hAnsi="Arial" w:cs="Arial" w:eastAsia="Arial"/>
-          <w:b/>
-          <w:i w:val="0"/>
-          <w:color w:val="1F2A37"/>
-          <w:sz w:val="20"/>
-        </w:rPr>
-        <w:t>autonomia reduzida</w:t>
-      </w:r>
-      <w:r>
-        <w:rPr>
-          <w:rFonts w:ascii="Arial" w:hAnsi="Arial" w:cs="Arial" w:eastAsia="Arial"/>
-          <w:b w:val="0"/>
-          <w:i w:val="0"/>
-          <w:color w:val="1F2A37"/>
-          <w:sz w:val="20"/>
-        </w:rPr>
-        <w:t xml:space="preserve"> ⚠: aplicar a </w:t>
-      </w:r>
-      <w:r>
-        <w:rPr>
-          <w:rFonts w:ascii="Arial" w:hAnsi="Arial" w:cs="Arial" w:eastAsia="Arial"/>
-          <w:b/>
-          <w:i w:val="0"/>
-          <w:color w:val="1F2A37"/>
-          <w:sz w:val="20"/>
-        </w:rPr>
-        <w:t>priorização do Cenário 2</w:t>
-      </w:r>
-      <w:r>
-        <w:rPr>
-          <w:rFonts w:ascii="Arial" w:hAnsi="Arial" w:cs="Arial" w:eastAsia="Arial"/>
-          <w:b w:val="0"/>
-          <w:i w:val="0"/>
-          <w:color w:val="1F2A37"/>
-          <w:sz w:val="20"/>
-        </w:rPr>
-        <w:t xml:space="preserve"> (cortar usos não essenciais, manter pontos críticos) e </w:t>
-      </w:r>
-      <w:r>
-        <w:rPr>
-          <w:rFonts w:ascii="Arial" w:hAnsi="Arial" w:cs="Arial" w:eastAsia="Arial"/>
-          <w:b/>
-          <w:i w:val="0"/>
-          <w:color w:val="1F2A37"/>
-          <w:sz w:val="20"/>
-        </w:rPr>
-        <w:t>acompanhar o nível</w:t>
-      </w:r>
-      <w:r>
-        <w:rPr>
-          <w:rFonts w:ascii="Arial" w:hAnsi="Arial" w:cs="Arial" w:eastAsia="Arial"/>
-          <w:b w:val="0"/>
-          <w:i w:val="0"/>
-          <w:color w:val="1F2A37"/>
-          <w:sz w:val="20"/>
-        </w:rPr>
-        <w:t xml:space="preserve"> com mais frequência.</w:t>
+        <w:t>Conferir a célula reserva</w:t>
+      </w:r>
+      <w:r>
+        <w:rPr>
+          <w:rFonts w:ascii="Arial" w:hAnsi="Arial" w:cs="Arial" w:eastAsia="Arial"/>
+          <w:b w:val="0"/>
+          <w:i w:val="0"/>
+          <w:color w:val="1F2A37"/>
+          <w:sz w:val="20"/>
+        </w:rPr>
+        <w:t xml:space="preserve">: tampa íntegra e vedada, lacre, tela e ladrão corretos, sem sinal de infiltração, </w:t>
+      </w:r>
+      <w:r>
+        <w:rPr>
+          <w:rFonts w:ascii="Arial" w:hAnsi="Arial" w:cs="Arial" w:eastAsia="Arial"/>
+          <w:b/>
+          <w:i w:val="0"/>
+          <w:color w:val="1F2A37"/>
+          <w:sz w:val="20"/>
+        </w:rPr>
+        <w:t>cor, odor e aspecto</w:t>
+      </w:r>
+      <w:r>
+        <w:rPr>
+          <w:rFonts w:ascii="Arial" w:hAnsi="Arial" w:cs="Arial" w:eastAsia="Arial"/>
+          <w:b w:val="0"/>
+          <w:i w:val="0"/>
+          <w:color w:val="1F2A37"/>
+          <w:sz w:val="20"/>
+        </w:rPr>
+        <w:t xml:space="preserve"> normais, </w:t>
+      </w:r>
+      <w:r>
+        <w:rPr>
+          <w:rFonts w:ascii="Arial" w:hAnsi="Arial" w:cs="Arial" w:eastAsia="Arial"/>
+          <w:b/>
+          <w:i w:val="0"/>
+          <w:color w:val="1F2A37"/>
+          <w:sz w:val="20"/>
+        </w:rPr>
+        <w:t>cloro residual</w:t>
+      </w:r>
+      <w:r>
+        <w:rPr>
+          <w:rFonts w:ascii="Arial" w:hAnsi="Arial" w:cs="Arial" w:eastAsia="Arial"/>
+          <w:b w:val="0"/>
+          <w:i w:val="0"/>
+          <w:color w:val="1F2A37"/>
+          <w:sz w:val="20"/>
+        </w:rPr>
+        <w:t xml:space="preserve"> medido ⚠ e </w:t>
+      </w:r>
+      <w:r>
+        <w:rPr>
+          <w:rFonts w:ascii="Arial" w:hAnsi="Arial" w:cs="Arial" w:eastAsia="Arial"/>
+          <w:b/>
+          <w:i w:val="0"/>
+          <w:color w:val="1F2A37"/>
+          <w:sz w:val="20"/>
+        </w:rPr>
+        <w:t>amostra coletada</w:t>
+      </w:r>
+      <w:r>
+        <w:rPr>
+          <w:rFonts w:ascii="Arial" w:hAnsi="Arial" w:cs="Arial" w:eastAsia="Arial"/>
+          <w:b w:val="0"/>
+          <w:i w:val="0"/>
+          <w:color w:val="1F2A37"/>
+          <w:sz w:val="20"/>
+        </w:rPr>
+        <w:t xml:space="preserve">. Se a reserva também apresenta qualquer sinal, </w:t>
+      </w:r>
+      <w:r>
+        <w:rPr>
+          <w:rFonts w:ascii="Arial" w:hAnsi="Arial" w:cs="Arial" w:eastAsia="Arial"/>
+          <w:b/>
+          <w:i w:val="0"/>
+          <w:color w:val="1F2A37"/>
+          <w:sz w:val="20"/>
+        </w:rPr>
+        <w:t>trate o conjunto como contaminado</w:t>
+      </w:r>
+      <w:r>
+        <w:rPr>
+          <w:rFonts w:ascii="Arial" w:hAnsi="Arial" w:cs="Arial" w:eastAsia="Arial"/>
+          <w:b w:val="0"/>
+          <w:i w:val="0"/>
+          <w:color w:val="1F2A37"/>
+          <w:sz w:val="20"/>
+        </w:rPr>
+        <w:t xml:space="preserve"> (item 5.2).</w:t>
       </w:r>
     </w:p>
     <w:p>
@@ -6260,7 +6209,7 @@
           <w:color w:val="2F4162"/>
           <w:sz w:val="20"/>
         </w:rPr>
-        <w:t>4.</w:t>
+        <w:t>3.</w:t>
         <w:tab/>
       </w:r>
       <w:r>
@@ -6271,115 +6220,77 @@
           <w:color w:val="1F2A37"/>
           <w:sz w:val="20"/>
         </w:rPr>
-        <w:t>Nunca religar a célula suspeita "só para ajudar"</w:t>
-      </w:r>
-      <w:r>
-        <w:rPr>
-          <w:rFonts w:ascii="Arial" w:hAnsi="Arial" w:cs="Arial" w:eastAsia="Arial"/>
-          <w:b w:val="0"/>
-          <w:i w:val="0"/>
-          <w:color w:val="1F2A37"/>
-          <w:sz w:val="20"/>
-        </w:rPr>
-        <w:t xml:space="preserve"> (princípio 9).</w:t>
-      </w:r>
-    </w:p>
-    <w:p>
-      <w:pPr>
-        <w:spacing w:after="130" w:before="0" w:line="284" w:lineRule="exact"/>
-        <w:jc w:val="both"/>
-      </w:pPr>
-      <w:r>
-        <w:rPr>
-          <w:rFonts w:ascii="Arial" w:hAnsi="Arial" w:cs="Arial" w:eastAsia="Arial"/>
-          <w:b/>
-          <w:i w:val="0"/>
-          <w:color w:val="1F2A37"/>
-          <w:sz w:val="20"/>
-        </w:rPr>
-        <w:t>Ficha diz "não sei" sobre divisão = assuma que não há divisão</w:t>
-      </w:r>
-      <w:r>
-        <w:rPr>
-          <w:rFonts w:ascii="Arial" w:hAnsi="Arial" w:cs="Arial" w:eastAsia="Arial"/>
-          <w:b w:val="0"/>
-          <w:i w:val="0"/>
-          <w:color w:val="1F2A37"/>
-          <w:sz w:val="20"/>
-        </w:rPr>
-        <w:t xml:space="preserve"> e vá para o item 5.2.</w:t>
-      </w:r>
-    </w:p>
-    <w:p>
-      <w:pPr>
-        <w:keepNext/>
-        <w:spacing w:after="80" w:before="240" w:line="280" w:lineRule="exact"/>
-      </w:pPr>
-      <w:r>
-        <w:rPr>
-          <w:rFonts w:ascii="Arial" w:hAnsi="Arial" w:cs="Arial" w:eastAsia="Arial"/>
-          <w:b/>
-          <w:i w:val="0"/>
-          <w:color w:val="1F2A37"/>
-          <w:sz w:val="22"/>
-        </w:rPr>
-        <w:t>5.2 Sem divisão, ou divisão que não é confiável</w:t>
-      </w:r>
-    </w:p>
-    <w:p>
-      <w:pPr>
-        <w:spacing w:after="130" w:before="0" w:line="284" w:lineRule="exact"/>
-        <w:jc w:val="both"/>
-      </w:pPr>
-      <w:r>
-        <w:rPr>
-          <w:rFonts w:ascii="Arial" w:hAnsi="Arial" w:cs="Arial" w:eastAsia="Arial"/>
-          <w:b w:val="0"/>
-          <w:i w:val="0"/>
-          <w:color w:val="1F2A37"/>
-          <w:sz w:val="20"/>
-        </w:rPr>
-        <w:t xml:space="preserve">O reservatório sai de serviço. É </w:t>
-      </w:r>
-      <w:r>
-        <w:rPr>
-          <w:rFonts w:ascii="Arial" w:hAnsi="Arial" w:cs="Arial" w:eastAsia="Arial"/>
-          <w:b/>
-          <w:i w:val="0"/>
-          <w:color w:val="1F2A37"/>
-          <w:sz w:val="20"/>
-        </w:rPr>
-        <w:t>falta de água</w:t>
-      </w:r>
-      <w:r>
-        <w:rPr>
-          <w:rFonts w:ascii="Arial" w:hAnsi="Arial" w:cs="Arial" w:eastAsia="Arial"/>
-          <w:b w:val="0"/>
-          <w:i w:val="0"/>
-          <w:color w:val="1F2A37"/>
-          <w:sz w:val="20"/>
-        </w:rPr>
-        <w:t xml:space="preserve"> (</w:t>
-      </w:r>
-      <w:r>
-        <w:rPr>
-          <w:rFonts w:ascii="Arial" w:hAnsi="Arial" w:cs="Arial" w:eastAsia="Arial"/>
-          <w:b/>
-          <w:i w:val="0"/>
-          <w:color w:val="1F2A37"/>
-          <w:sz w:val="20"/>
-        </w:rPr>
-        <w:t>Cenário 2</w:t>
-      </w:r>
-      <w:r>
-        <w:rPr>
-          <w:rFonts w:ascii="Arial" w:hAnsi="Arial" w:cs="Arial" w:eastAsia="Arial"/>
-          <w:b w:val="0"/>
-          <w:i w:val="0"/>
-          <w:color w:val="1F2A37"/>
-          <w:sz w:val="20"/>
-        </w:rPr>
-        <w:t>):</w:t>
+        <w:t>Operar só com a célula reserva</w:t>
+      </w:r>
+      <w:r>
+        <w:rPr>
+          <w:rFonts w:ascii="Arial" w:hAnsi="Arial" w:cs="Arial" w:eastAsia="Arial"/>
+          <w:b w:val="0"/>
+          <w:i w:val="0"/>
+          <w:color w:val="1F2A37"/>
+          <w:sz w:val="20"/>
+        </w:rPr>
+        <w:t xml:space="preserve"> com </w:t>
+      </w:r>
+      <w:r>
+        <w:rPr>
+          <w:rFonts w:ascii="Arial" w:hAnsi="Arial" w:cs="Arial" w:eastAsia="Arial"/>
+          <w:b/>
+          <w:i w:val="0"/>
+          <w:color w:val="1F2A37"/>
+          <w:sz w:val="20"/>
+        </w:rPr>
+        <w:t>autonomia reduzida</w:t>
+      </w:r>
+      <w:r>
+        <w:rPr>
+          <w:rFonts w:ascii="Arial" w:hAnsi="Arial" w:cs="Arial" w:eastAsia="Arial"/>
+          <w:b w:val="0"/>
+          <w:i w:val="0"/>
+          <w:color w:val="1F2A37"/>
+          <w:sz w:val="20"/>
+        </w:rPr>
+        <w:t xml:space="preserve"> ⚠: aplicar a </w:t>
+      </w:r>
+      <w:r>
+        <w:rPr>
+          <w:rFonts w:ascii="Arial" w:hAnsi="Arial" w:cs="Arial" w:eastAsia="Arial"/>
+          <w:b/>
+          <w:i w:val="0"/>
+          <w:color w:val="1F2A37"/>
+          <w:sz w:val="20"/>
+        </w:rPr>
+        <w:t>priorização do Cenário 2</w:t>
+      </w:r>
+      <w:r>
+        <w:rPr>
+          <w:rFonts w:ascii="Arial" w:hAnsi="Arial" w:cs="Arial" w:eastAsia="Arial"/>
+          <w:b w:val="0"/>
+          <w:i w:val="0"/>
+          <w:color w:val="1F2A37"/>
+          <w:sz w:val="20"/>
+        </w:rPr>
+        <w:t xml:space="preserve"> (cortar usos não essenciais, manter pontos críticos) e </w:t>
+      </w:r>
+      <w:r>
+        <w:rPr>
+          <w:rFonts w:ascii="Arial" w:hAnsi="Arial" w:cs="Arial" w:eastAsia="Arial"/>
+          <w:b/>
+          <w:i w:val="0"/>
+          <w:color w:val="1F2A37"/>
+          <w:sz w:val="20"/>
+        </w:rPr>
+        <w:t>acompanhar o nível</w:t>
+      </w:r>
+      <w:r>
+        <w:rPr>
+          <w:rFonts w:ascii="Arial" w:hAnsi="Arial" w:cs="Arial" w:eastAsia="Arial"/>
+          <w:b w:val="0"/>
+          <w:i w:val="0"/>
+          <w:color w:val="1F2A37"/>
+          <w:sz w:val="20"/>
+        </w:rPr>
+        <w:t xml:space="preserve"> com mais frequência.</w:t>
       </w:r>
     </w:p>
     <w:p>
@@ -6399,7 +6310,7 @@
           <w:color w:val="2F4162"/>
           <w:sz w:val="20"/>
         </w:rPr>
-        <w:t>•</w:t>
+        <w:t>4.</w:t>
         <w:tab/>
       </w:r>
       <w:r>
@@ -6410,97 +6321,115 @@
           <w:color w:val="1F2A37"/>
           <w:sz w:val="20"/>
         </w:rPr>
-        <w:t>Caminhão-pipa</w:t>
-      </w:r>
-      <w:r>
-        <w:rPr>
-          <w:rFonts w:ascii="Arial" w:hAnsi="Arial" w:cs="Arial" w:eastAsia="Arial"/>
-          <w:b w:val="0"/>
-          <w:i w:val="0"/>
-          <w:color w:val="1F2A37"/>
-          <w:sz w:val="20"/>
-        </w:rPr>
-        <w:t xml:space="preserve"> pré-qualificado, recebido conforme a </w:t>
-      </w:r>
-      <w:r>
-        <w:rPr>
-          <w:rFonts w:ascii="Arial" w:hAnsi="Arial" w:cs="Arial" w:eastAsia="Arial"/>
-          <w:b/>
-          <w:i w:val="0"/>
-          <w:color w:val="1F2A37"/>
-          <w:sz w:val="20"/>
-        </w:rPr>
-        <w:t>seção 7 do Cenário 2</w:t>
-      </w:r>
-      <w:r>
-        <w:rPr>
-          <w:rFonts w:ascii="Arial" w:hAnsi="Arial" w:cs="Arial" w:eastAsia="Arial"/>
-          <w:b w:val="0"/>
-          <w:i w:val="0"/>
-          <w:color w:val="1F2A37"/>
-          <w:sz w:val="20"/>
-        </w:rPr>
-        <w:t xml:space="preserve"> (ponto de recebimento fixo, acima do nível, com folga de ar, cloro medido e amostra na chegada). </w:t>
-      </w:r>
-      <w:r>
-        <w:rPr>
-          <w:rFonts w:ascii="Arial" w:hAnsi="Arial" w:cs="Arial" w:eastAsia="Arial"/>
-          <w:b/>
-          <w:i w:val="0"/>
-          <w:color w:val="1F2A37"/>
-          <w:sz w:val="20"/>
-        </w:rPr>
-        <w:t>Nunca mangueira dentro da boca de visita.</w:t>
-      </w:r>
-      <w:r>
-        <w:rPr>
-          <w:rFonts w:ascii="Arial" w:hAnsi="Arial" w:cs="Arial" w:eastAsia="Arial"/>
-          <w:b w:val="0"/>
-          <w:i w:val="0"/>
-          <w:color w:val="1F2A37"/>
-          <w:sz w:val="20"/>
-        </w:rPr>
-        <w:t xml:space="preserve"> O destino da água é </w:t>
-      </w:r>
-      <w:r>
-        <w:rPr>
-          <w:rFonts w:ascii="Arial" w:hAnsi="Arial" w:cs="Arial" w:eastAsia="Arial"/>
-          <w:b/>
-          <w:i w:val="0"/>
-          <w:color w:val="1F2A37"/>
-          <w:sz w:val="20"/>
-        </w:rPr>
-        <w:t>o reservatório que está sendo mantido</w:t>
-      </w:r>
-      <w:r>
-        <w:rPr>
-          <w:rFonts w:ascii="Arial" w:hAnsi="Arial" w:cs="Arial" w:eastAsia="Arial"/>
-          <w:b w:val="0"/>
-          <w:i w:val="0"/>
-          <w:color w:val="1F2A37"/>
-          <w:sz w:val="20"/>
-        </w:rPr>
-        <w:t xml:space="preserve">, </w:t>
-      </w:r>
-      <w:r>
-        <w:rPr>
-          <w:rFonts w:ascii="Arial" w:hAnsi="Arial" w:cs="Arial" w:eastAsia="Arial"/>
-          <w:b/>
-          <w:i w:val="0"/>
-          <w:color w:val="1F2A37"/>
-          <w:sz w:val="20"/>
-        </w:rPr>
-        <w:t>não</w:t>
-      </w:r>
-      <w:r>
-        <w:rPr>
-          <w:rFonts w:ascii="Arial" w:hAnsi="Arial" w:cs="Arial" w:eastAsia="Arial"/>
-          <w:b w:val="0"/>
-          <w:i w:val="0"/>
-          <w:color w:val="1F2A37"/>
-          <w:sz w:val="20"/>
-        </w:rPr>
-        <w:t xml:space="preserve"> o reservatório suspeito.</w:t>
+        <w:t>Nunca religar a célula suspeita "só para ajudar"</w:t>
+      </w:r>
+      <w:r>
+        <w:rPr>
+          <w:rFonts w:ascii="Arial" w:hAnsi="Arial" w:cs="Arial" w:eastAsia="Arial"/>
+          <w:b w:val="0"/>
+          <w:i w:val="0"/>
+          <w:color w:val="1F2A37"/>
+          <w:sz w:val="20"/>
+        </w:rPr>
+        <w:t xml:space="preserve"> (princípio 9).</w:t>
+      </w:r>
+    </w:p>
+    <w:p>
+      <w:pPr>
+        <w:spacing w:after="130" w:before="0" w:line="284" w:lineRule="exact"/>
+        <w:jc w:val="both"/>
+      </w:pPr>
+      <w:r>
+        <w:rPr>
+          <w:rFonts w:ascii="Arial" w:hAnsi="Arial" w:cs="Arial" w:eastAsia="Arial"/>
+          <w:b/>
+          <w:i w:val="0"/>
+          <w:color w:val="1F2A37"/>
+          <w:sz w:val="20"/>
+        </w:rPr>
+        <w:t>Ficha diz "não sei" sobre divisão = assuma que não há divisão</w:t>
+      </w:r>
+      <w:r>
+        <w:rPr>
+          <w:rFonts w:ascii="Arial" w:hAnsi="Arial" w:cs="Arial" w:eastAsia="Arial"/>
+          <w:b w:val="0"/>
+          <w:i w:val="0"/>
+          <w:color w:val="1F2A37"/>
+          <w:sz w:val="20"/>
+        </w:rPr>
+        <w:t xml:space="preserve"> e vá para o item 5.2.</w:t>
+      </w:r>
+    </w:p>
+    <w:p>
+      <w:pPr>
+        <w:keepNext/>
+        <w:spacing w:after="80" w:before="240" w:line="280" w:lineRule="exact"/>
+      </w:pPr>
+      <w:r>
+        <w:rPr>
+          <w:rFonts w:ascii="Arial" w:hAnsi="Arial" w:cs="Arial" w:eastAsia="Arial"/>
+          <w:b/>
+          <w:i w:val="0"/>
+          <w:color w:val="1F2A37"/>
+          <w:sz w:val="22"/>
+        </w:rPr>
+        <w:t>5.2 Sem divisão, ou divisão que não é confiável</w:t>
+      </w:r>
+    </w:p>
+    <w:p>
+      <w:pPr>
+        <w:spacing w:after="130" w:before="0" w:line="284" w:lineRule="exact"/>
+        <w:jc w:val="both"/>
+      </w:pPr>
+      <w:r>
+        <w:rPr>
+          <w:rFonts w:ascii="Arial" w:hAnsi="Arial" w:cs="Arial" w:eastAsia="Arial"/>
+          <w:b w:val="0"/>
+          <w:i w:val="0"/>
+          <w:color w:val="1F2A37"/>
+          <w:sz w:val="20"/>
+        </w:rPr>
+        <w:t xml:space="preserve">O reservatório sai de serviço. É </w:t>
+      </w:r>
+      <w:r>
+        <w:rPr>
+          <w:rFonts w:ascii="Arial" w:hAnsi="Arial" w:cs="Arial" w:eastAsia="Arial"/>
+          <w:b/>
+          <w:i w:val="0"/>
+          <w:color w:val="1F2A37"/>
+          <w:sz w:val="20"/>
+        </w:rPr>
+        <w:t>falta de água</w:t>
+      </w:r>
+      <w:r>
+        <w:rPr>
+          <w:rFonts w:ascii="Arial" w:hAnsi="Arial" w:cs="Arial" w:eastAsia="Arial"/>
+          <w:b w:val="0"/>
+          <w:i w:val="0"/>
+          <w:color w:val="1F2A37"/>
+          <w:sz w:val="20"/>
+        </w:rPr>
+        <w:t xml:space="preserve"> (</w:t>
+      </w:r>
+      <w:r>
+        <w:rPr>
+          <w:rFonts w:ascii="Arial" w:hAnsi="Arial" w:cs="Arial" w:eastAsia="Arial"/>
+          <w:b/>
+          <w:i w:val="0"/>
+          <w:color w:val="1F2A37"/>
+          <w:sz w:val="20"/>
+        </w:rPr>
+        <w:t>Cenário 2</w:t>
+      </w:r>
+      <w:r>
+        <w:rPr>
+          <w:rFonts w:ascii="Arial" w:hAnsi="Arial" w:cs="Arial" w:eastAsia="Arial"/>
+          <w:b w:val="0"/>
+          <w:i w:val="0"/>
+          <w:color w:val="1F2A37"/>
+          <w:sz w:val="20"/>
+        </w:rPr>
+        <w:t>):</w:t>
       </w:r>
     </w:p>
     <w:p>
@@ -6531,17 +6460,97 @@
           <w:color w:val="1F2A37"/>
           <w:sz w:val="20"/>
         </w:rPr>
-        <w:t>Garrafões</w:t>
-      </w:r>
-      <w:r>
-        <w:rPr>
-          <w:rFonts w:ascii="Arial" w:hAnsi="Arial" w:cs="Arial" w:eastAsia="Arial"/>
-          <w:b w:val="0"/>
-          <w:i w:val="0"/>
-          <w:color w:val="1F2A37"/>
-          <w:sz w:val="20"/>
-        </w:rPr>
-        <w:t xml:space="preserve"> para beber e cozinhar, nos andares, na copa e nos restaurantes, de fornecedor regular, com lote e rótulo à mão.</w:t>
+        <w:t>Caminhão-pipa</w:t>
+      </w:r>
+      <w:r>
+        <w:rPr>
+          <w:rFonts w:ascii="Arial" w:hAnsi="Arial" w:cs="Arial" w:eastAsia="Arial"/>
+          <w:b w:val="0"/>
+          <w:i w:val="0"/>
+          <w:color w:val="1F2A37"/>
+          <w:sz w:val="20"/>
+        </w:rPr>
+        <w:t xml:space="preserve"> pré-qualificado, recebido conforme a </w:t>
+      </w:r>
+      <w:r>
+        <w:rPr>
+          <w:rFonts w:ascii="Arial" w:hAnsi="Arial" w:cs="Arial" w:eastAsia="Arial"/>
+          <w:b/>
+          <w:i w:val="0"/>
+          <w:color w:val="1F2A37"/>
+          <w:sz w:val="20"/>
+        </w:rPr>
+        <w:t>seção 7 do Cenário 2</w:t>
+      </w:r>
+      <w:r>
+        <w:rPr>
+          <w:rFonts w:ascii="Arial" w:hAnsi="Arial" w:cs="Arial" w:eastAsia="Arial"/>
+          <w:b w:val="0"/>
+          <w:i w:val="0"/>
+          <w:color w:val="1F2A37"/>
+          <w:sz w:val="20"/>
+        </w:rPr>
+        <w:t xml:space="preserve"> (ponto de recebimento fixo, acima do nível, com folga de ar, cloro medido e amostra na chegada). </w:t>
+      </w:r>
+      <w:r>
+        <w:rPr>
+          <w:rFonts w:ascii="Arial" w:hAnsi="Arial" w:cs="Arial" w:eastAsia="Arial"/>
+          <w:b/>
+          <w:i w:val="0"/>
+          <w:color w:val="1F2A37"/>
+          <w:sz w:val="20"/>
+        </w:rPr>
+        <w:t>Nunca mangueira dentro da boca de visita.</w:t>
+      </w:r>
+      <w:r>
+        <w:rPr>
+          <w:rFonts w:ascii="Arial" w:hAnsi="Arial" w:cs="Arial" w:eastAsia="Arial"/>
+          <w:b w:val="0"/>
+          <w:i w:val="0"/>
+          <w:color w:val="1F2A37"/>
+          <w:sz w:val="20"/>
+        </w:rPr>
+        <w:t xml:space="preserve"> O destino da água é </w:t>
+      </w:r>
+      <w:r>
+        <w:rPr>
+          <w:rFonts w:ascii="Arial" w:hAnsi="Arial" w:cs="Arial" w:eastAsia="Arial"/>
+          <w:b/>
+          <w:i w:val="0"/>
+          <w:color w:val="1F2A37"/>
+          <w:sz w:val="20"/>
+        </w:rPr>
+        <w:t>o reservatório que está sendo mantido</w:t>
+      </w:r>
+      <w:r>
+        <w:rPr>
+          <w:rFonts w:ascii="Arial" w:hAnsi="Arial" w:cs="Arial" w:eastAsia="Arial"/>
+          <w:b w:val="0"/>
+          <w:i w:val="0"/>
+          <w:color w:val="1F2A37"/>
+          <w:sz w:val="20"/>
+        </w:rPr>
+        <w:t xml:space="preserve">, </w:t>
+      </w:r>
+      <w:r>
+        <w:rPr>
+          <w:rFonts w:ascii="Arial" w:hAnsi="Arial" w:cs="Arial" w:eastAsia="Arial"/>
+          <w:b/>
+          <w:i w:val="0"/>
+          <w:color w:val="1F2A37"/>
+          <w:sz w:val="20"/>
+        </w:rPr>
+        <w:t>não</w:t>
+      </w:r>
+      <w:r>
+        <w:rPr>
+          <w:rFonts w:ascii="Arial" w:hAnsi="Arial" w:cs="Arial" w:eastAsia="Arial"/>
+          <w:b w:val="0"/>
+          <w:i w:val="0"/>
+          <w:color w:val="1F2A37"/>
+          <w:sz w:val="20"/>
+        </w:rPr>
+        <w:t xml:space="preserve"> o reservatório suspeito.</w:t>
       </w:r>
     </w:p>
     <w:p>
@@ -6572,17 +6581,17 @@
           <w:color w:val="1F2A37"/>
           <w:sz w:val="20"/>
         </w:rPr>
-        <w:t>Prioridade</w:t>
-      </w:r>
-      <w:r>
-        <w:rPr>
-          <w:rFonts w:ascii="Arial" w:hAnsi="Arial" w:cs="Arial" w:eastAsia="Arial"/>
-          <w:b w:val="0"/>
-          <w:i w:val="0"/>
-          <w:color w:val="1F2A37"/>
-          <w:sz w:val="20"/>
-        </w:rPr>
-        <w:t xml:space="preserve"> (Cenário 2, seção 6): RTI intocável; pontos críticos; banheiros; restaurantes (informar); ar-condicionado em parada controlada; cortar o não essencial.</w:t>
+        <w:t>Garrafões</w:t>
+      </w:r>
+      <w:r>
+        <w:rPr>
+          <w:rFonts w:ascii="Arial" w:hAnsi="Arial" w:cs="Arial" w:eastAsia="Arial"/>
+          <w:b w:val="0"/>
+          <w:i w:val="0"/>
+          <w:color w:val="1F2A37"/>
+          <w:sz w:val="20"/>
+        </w:rPr>
+        <w:t xml:space="preserve"> para beber e cozinhar, nos andares, na copa e nos restaurantes, de fornecedor regular, com lote e rótulo à mão.</w:t>
       </w:r>
     </w:p>
     <w:p>
@@ -6613,37 +6622,17 @@
           <w:color w:val="1F2A37"/>
           <w:sz w:val="20"/>
         </w:rPr>
-        <w:t>Reposição do chiller e da torre ao potável fechada</w:t>
-      </w:r>
-      <w:r>
-        <w:rPr>
-          <w:rFonts w:ascii="Arial" w:hAnsi="Arial" w:cs="Arial" w:eastAsia="Arial"/>
-          <w:b w:val="0"/>
-          <w:i w:val="0"/>
-          <w:color w:val="1F2A37"/>
-          <w:sz w:val="20"/>
-        </w:rPr>
-        <w:t xml:space="preserve"> e </w:t>
-      </w:r>
-      <w:r>
-        <w:rPr>
-          <w:rFonts w:ascii="Arial" w:hAnsi="Arial" w:cs="Arial" w:eastAsia="Arial"/>
-          <w:b/>
-          <w:i w:val="0"/>
-          <w:color w:val="1F2A37"/>
-          <w:sz w:val="20"/>
-        </w:rPr>
-        <w:t>sem mangueira</w:t>
-      </w:r>
-      <w:r>
-        <w:rPr>
-          <w:rFonts w:ascii="Arial" w:hAnsi="Arial" w:cs="Arial" w:eastAsia="Arial"/>
-          <w:b w:val="0"/>
-          <w:i w:val="0"/>
-          <w:color w:val="1F2A37"/>
-          <w:sz w:val="20"/>
-        </w:rPr>
-        <w:t xml:space="preserve"> entre potável e circuito.</w:t>
+        <w:t>Prioridade</w:t>
+      </w:r>
+      <w:r>
+        <w:rPr>
+          <w:rFonts w:ascii="Arial" w:hAnsi="Arial" w:cs="Arial" w:eastAsia="Arial"/>
+          <w:b w:val="0"/>
+          <w:i w:val="0"/>
+          <w:color w:val="1F2A37"/>
+          <w:sz w:val="20"/>
+        </w:rPr>
+        <w:t xml:space="preserve"> (Cenário 2, seção 6): RTI intocável; pontos críticos; banheiros; restaurantes (informar); ar-condicionado em parada controlada; cortar o não essencial.</w:t>
       </w:r>
     </w:p>
     <w:p>
@@ -6669,68 +6658,42 @@
       <w:r>
         <w:rPr>
           <w:rFonts w:ascii="Arial" w:hAnsi="Arial" w:cs="Arial" w:eastAsia="Arial"/>
-          <w:b w:val="0"/>
-          <w:i w:val="0"/>
-          <w:color w:val="1F2A37"/>
-          <w:sz w:val="20"/>
-        </w:rPr>
-        <w:t xml:space="preserve">Se </w:t>
-      </w:r>
-      <w:r>
-        <w:rPr>
-          <w:rFonts w:ascii="Arial" w:hAnsi="Arial" w:cs="Arial" w:eastAsia="Arial"/>
-          <w:b/>
-          <w:i w:val="0"/>
-          <w:color w:val="1F2A37"/>
-          <w:sz w:val="20"/>
-        </w:rPr>
-        <w:t>ninguém sabe</w:t>
-      </w:r>
-      <w:r>
-        <w:rPr>
-          <w:rFonts w:ascii="Arial" w:hAnsi="Arial" w:cs="Arial" w:eastAsia="Arial"/>
-          <w:b w:val="0"/>
-          <w:i w:val="0"/>
-          <w:color w:val="1F2A37"/>
-          <w:sz w:val="20"/>
-        </w:rPr>
-        <w:t xml:space="preserve"> quantos dias o prédio aguenta assim, a gestão e o síndico decidem a </w:t>
-      </w:r>
-      <w:r>
-        <w:rPr>
-          <w:rFonts w:ascii="Arial" w:hAnsi="Arial" w:cs="Arial" w:eastAsia="Arial"/>
-          <w:b/>
-          <w:i w:val="0"/>
-          <w:color w:val="1F2A37"/>
-          <w:sz w:val="20"/>
-        </w:rPr>
-        <w:t>interdição de andares ou áreas</w:t>
-      </w:r>
-      <w:r>
-        <w:rPr>
-          <w:rFonts w:ascii="Arial" w:hAnsi="Arial" w:cs="Arial" w:eastAsia="Arial"/>
-          <w:b w:val="0"/>
-          <w:i w:val="0"/>
-          <w:color w:val="1F2A37"/>
-          <w:sz w:val="20"/>
-        </w:rPr>
-        <w:t xml:space="preserve"> ⚠.</w:t>
-      </w:r>
-    </w:p>
-    <w:p>
-      <w:pPr>
-        <w:keepNext/>
-        <w:spacing w:after="80" w:before="240" w:line="280" w:lineRule="exact"/>
-      </w:pPr>
-      <w:r>
-        <w:rPr>
-          <w:rFonts w:ascii="Arial" w:hAnsi="Arial" w:cs="Arial" w:eastAsia="Arial"/>
-          <w:b/>
-          <w:i w:val="0"/>
-          <w:color w:val="1F2A37"/>
-          <w:sz w:val="22"/>
-        </w:rPr>
-        <w:t>5.3 O que vale em qualquer caso</w:t>
+          <w:b/>
+          <w:i w:val="0"/>
+          <w:color w:val="1F2A37"/>
+          <w:sz w:val="20"/>
+        </w:rPr>
+        <w:t>Reposição do chiller e da torre ao potável fechada</w:t>
+      </w:r>
+      <w:r>
+        <w:rPr>
+          <w:rFonts w:ascii="Arial" w:hAnsi="Arial" w:cs="Arial" w:eastAsia="Arial"/>
+          <w:b w:val="0"/>
+          <w:i w:val="0"/>
+          <w:color w:val="1F2A37"/>
+          <w:sz w:val="20"/>
+        </w:rPr>
+        <w:t xml:space="preserve"> e </w:t>
+      </w:r>
+      <w:r>
+        <w:rPr>
+          <w:rFonts w:ascii="Arial" w:hAnsi="Arial" w:cs="Arial" w:eastAsia="Arial"/>
+          <w:b/>
+          <w:i w:val="0"/>
+          <w:color w:val="1F2A37"/>
+          <w:sz w:val="20"/>
+        </w:rPr>
+        <w:t>sem mangueira</w:t>
+      </w:r>
+      <w:r>
+        <w:rPr>
+          <w:rFonts w:ascii="Arial" w:hAnsi="Arial" w:cs="Arial" w:eastAsia="Arial"/>
+          <w:b w:val="0"/>
+          <w:i w:val="0"/>
+          <w:color w:val="1F2A37"/>
+          <w:sz w:val="20"/>
+        </w:rPr>
+        <w:t xml:space="preserve"> entre potável e circuito.</w:t>
       </w:r>
     </w:p>
     <w:p>
@@ -6756,42 +6719,68 @@
       <w:r>
         <w:rPr>
           <w:rFonts w:ascii="Arial" w:hAnsi="Arial" w:cs="Arial" w:eastAsia="Arial"/>
-          <w:b/>
-          <w:i w:val="0"/>
-          <w:color w:val="1F2A37"/>
-          <w:sz w:val="20"/>
-        </w:rPr>
-        <w:t>Aviso antes de fechar a saída</w:t>
-      </w:r>
-      <w:r>
-        <w:rPr>
-          <w:rFonts w:ascii="Arial" w:hAnsi="Arial" w:cs="Arial" w:eastAsia="Arial"/>
-          <w:b w:val="0"/>
-          <w:i w:val="0"/>
-          <w:color w:val="1F2A37"/>
-          <w:sz w:val="20"/>
-        </w:rPr>
-        <w:t xml:space="preserve">: fechar o registro com o prédio inteiro pendurado nele é </w:t>
-      </w:r>
-      <w:r>
-        <w:rPr>
-          <w:rFonts w:ascii="Arial" w:hAnsi="Arial" w:cs="Arial" w:eastAsia="Arial"/>
-          <w:b/>
-          <w:i w:val="0"/>
-          <w:color w:val="1F2A37"/>
-          <w:sz w:val="20"/>
-        </w:rPr>
-        <w:t>cortar a água de todos</w:t>
-      </w:r>
-      <w:r>
-        <w:rPr>
-          <w:rFonts w:ascii="Arial" w:hAnsi="Arial" w:cs="Arial" w:eastAsia="Arial"/>
-          <w:b w:val="0"/>
-          <w:i w:val="0"/>
-          <w:color w:val="1F2A37"/>
-          <w:sz w:val="20"/>
-        </w:rPr>
-        <w:t>. O ocupante prefere saber antes.</w:t>
+          <w:b w:val="0"/>
+          <w:i w:val="0"/>
+          <w:color w:val="1F2A37"/>
+          <w:sz w:val="20"/>
+        </w:rPr>
+        <w:t xml:space="preserve">Se </w:t>
+      </w:r>
+      <w:r>
+        <w:rPr>
+          <w:rFonts w:ascii="Arial" w:hAnsi="Arial" w:cs="Arial" w:eastAsia="Arial"/>
+          <w:b/>
+          <w:i w:val="0"/>
+          <w:color w:val="1F2A37"/>
+          <w:sz w:val="20"/>
+        </w:rPr>
+        <w:t>ninguém sabe</w:t>
+      </w:r>
+      <w:r>
+        <w:rPr>
+          <w:rFonts w:ascii="Arial" w:hAnsi="Arial" w:cs="Arial" w:eastAsia="Arial"/>
+          <w:b w:val="0"/>
+          <w:i w:val="0"/>
+          <w:color w:val="1F2A37"/>
+          <w:sz w:val="20"/>
+        </w:rPr>
+        <w:t xml:space="preserve"> quantos dias o prédio aguenta assim, a gestão e o síndico decidem a </w:t>
+      </w:r>
+      <w:r>
+        <w:rPr>
+          <w:rFonts w:ascii="Arial" w:hAnsi="Arial" w:cs="Arial" w:eastAsia="Arial"/>
+          <w:b/>
+          <w:i w:val="0"/>
+          <w:color w:val="1F2A37"/>
+          <w:sz w:val="20"/>
+        </w:rPr>
+        <w:t>interdição de andares ou áreas</w:t>
+      </w:r>
+      <w:r>
+        <w:rPr>
+          <w:rFonts w:ascii="Arial" w:hAnsi="Arial" w:cs="Arial" w:eastAsia="Arial"/>
+          <w:b w:val="0"/>
+          <w:i w:val="0"/>
+          <w:color w:val="1F2A37"/>
+          <w:sz w:val="20"/>
+        </w:rPr>
+        <w:t xml:space="preserve"> ⚠.</w:t>
+      </w:r>
+    </w:p>
+    <w:p>
+      <w:pPr>
+        <w:keepNext/>
+        <w:spacing w:after="80" w:before="240" w:line="280" w:lineRule="exact"/>
+      </w:pPr>
+      <w:r>
+        <w:rPr>
+          <w:rFonts w:ascii="Arial" w:hAnsi="Arial" w:cs="Arial" w:eastAsia="Arial"/>
+          <w:b/>
+          <w:i w:val="0"/>
+          <w:color w:val="1F2A37"/>
+          <w:sz w:val="22"/>
+        </w:rPr>
+        <w:t>5.3 O que vale em qualquer caso</w:t>
       </w:r>
     </w:p>
     <w:p>
@@ -6822,57 +6811,37 @@
           <w:color w:val="1F2A37"/>
           <w:sz w:val="20"/>
         </w:rPr>
-        <w:t>Desligar a bomba</w:t>
-      </w:r>
-      <w:r>
-        <w:rPr>
-          <w:rFonts w:ascii="Arial" w:hAnsi="Arial" w:cs="Arial" w:eastAsia="Arial"/>
-          <w:b w:val="0"/>
-          <w:i w:val="0"/>
-          <w:color w:val="1F2A37"/>
-          <w:sz w:val="20"/>
-        </w:rPr>
-        <w:t xml:space="preserve"> que enche o reservatório isolado </w:t>
-      </w:r>
-      <w:r>
-        <w:rPr>
-          <w:rFonts w:ascii="Arial" w:hAnsi="Arial" w:cs="Arial" w:eastAsia="Arial"/>
-          <w:b/>
-          <w:i w:val="0"/>
-          <w:color w:val="1F2A37"/>
-          <w:sz w:val="20"/>
-        </w:rPr>
-        <w:t>antes</w:t>
-      </w:r>
-      <w:r>
-        <w:rPr>
-          <w:rFonts w:ascii="Arial" w:hAnsi="Arial" w:cs="Arial" w:eastAsia="Arial"/>
-          <w:b w:val="0"/>
-          <w:i w:val="0"/>
-          <w:color w:val="1F2A37"/>
-          <w:sz w:val="20"/>
-        </w:rPr>
-        <w:t xml:space="preserve"> de fechar a entrada, para não ligar contra registro fechado, e </w:t>
-      </w:r>
-      <w:r>
-        <w:rPr>
-          <w:rFonts w:ascii="Arial" w:hAnsi="Arial" w:cs="Arial" w:eastAsia="Arial"/>
-          <w:b/>
-          <w:i w:val="0"/>
-          <w:color w:val="1F2A37"/>
-          <w:sz w:val="20"/>
-        </w:rPr>
-        <w:t>não ligar bomba a seco</w:t>
-      </w:r>
-      <w:r>
-        <w:rPr>
-          <w:rFonts w:ascii="Arial" w:hAnsi="Arial" w:cs="Arial" w:eastAsia="Arial"/>
-          <w:b w:val="0"/>
-          <w:i w:val="0"/>
-          <w:color w:val="1F2A37"/>
-          <w:sz w:val="20"/>
-        </w:rPr>
-        <w:t xml:space="preserve"> (Cenário 2, princípio 6).</w:t>
+        <w:t>Aviso antes de fechar a saída</w:t>
+      </w:r>
+      <w:r>
+        <w:rPr>
+          <w:rFonts w:ascii="Arial" w:hAnsi="Arial" w:cs="Arial" w:eastAsia="Arial"/>
+          <w:b w:val="0"/>
+          <w:i w:val="0"/>
+          <w:color w:val="1F2A37"/>
+          <w:sz w:val="20"/>
+        </w:rPr>
+        <w:t xml:space="preserve">: fechar o registro com o prédio inteiro pendurado nele é </w:t>
+      </w:r>
+      <w:r>
+        <w:rPr>
+          <w:rFonts w:ascii="Arial" w:hAnsi="Arial" w:cs="Arial" w:eastAsia="Arial"/>
+          <w:b/>
+          <w:i w:val="0"/>
+          <w:color w:val="1F2A37"/>
+          <w:sz w:val="20"/>
+        </w:rPr>
+        <w:t>cortar a água de todos</w:t>
+      </w:r>
+      <w:r>
+        <w:rPr>
+          <w:rFonts w:ascii="Arial" w:hAnsi="Arial" w:cs="Arial" w:eastAsia="Arial"/>
+          <w:b w:val="0"/>
+          <w:i w:val="0"/>
+          <w:color w:val="1F2A37"/>
+          <w:sz w:val="20"/>
+        </w:rPr>
+        <w:t>. O ocupante prefere saber antes.</w:t>
       </w:r>
     </w:p>
     <w:p>
@@ -6898,6 +6867,87 @@
       <w:r>
         <w:rPr>
           <w:rFonts w:ascii="Arial" w:hAnsi="Arial" w:cs="Arial" w:eastAsia="Arial"/>
+          <w:b/>
+          <w:i w:val="0"/>
+          <w:color w:val="1F2A37"/>
+          <w:sz w:val="20"/>
+        </w:rPr>
+        <w:t>Desligar a bomba</w:t>
+      </w:r>
+      <w:r>
+        <w:rPr>
+          <w:rFonts w:ascii="Arial" w:hAnsi="Arial" w:cs="Arial" w:eastAsia="Arial"/>
+          <w:b w:val="0"/>
+          <w:i w:val="0"/>
+          <w:color w:val="1F2A37"/>
+          <w:sz w:val="20"/>
+        </w:rPr>
+        <w:t xml:space="preserve"> que enche o reservatório isolado </w:t>
+      </w:r>
+      <w:r>
+        <w:rPr>
+          <w:rFonts w:ascii="Arial" w:hAnsi="Arial" w:cs="Arial" w:eastAsia="Arial"/>
+          <w:b/>
+          <w:i w:val="0"/>
+          <w:color w:val="1F2A37"/>
+          <w:sz w:val="20"/>
+        </w:rPr>
+        <w:t>antes</w:t>
+      </w:r>
+      <w:r>
+        <w:rPr>
+          <w:rFonts w:ascii="Arial" w:hAnsi="Arial" w:cs="Arial" w:eastAsia="Arial"/>
+          <w:b w:val="0"/>
+          <w:i w:val="0"/>
+          <w:color w:val="1F2A37"/>
+          <w:sz w:val="20"/>
+        </w:rPr>
+        <w:t xml:space="preserve"> de fechar a entrada, para não ligar contra registro fechado, e </w:t>
+      </w:r>
+      <w:r>
+        <w:rPr>
+          <w:rFonts w:ascii="Arial" w:hAnsi="Arial" w:cs="Arial" w:eastAsia="Arial"/>
+          <w:b/>
+          <w:i w:val="0"/>
+          <w:color w:val="1F2A37"/>
+          <w:sz w:val="20"/>
+        </w:rPr>
+        <w:t>não ligar bomba a seco</w:t>
+      </w:r>
+      <w:r>
+        <w:rPr>
+          <w:rFonts w:ascii="Arial" w:hAnsi="Arial" w:cs="Arial" w:eastAsia="Arial"/>
+          <w:b w:val="0"/>
+          <w:i w:val="0"/>
+          <w:color w:val="1F2A37"/>
+          <w:sz w:val="20"/>
+        </w:rPr>
+        <w:t xml:space="preserve"> (Cenário 2, princípio 6).</w:t>
+      </w:r>
+    </w:p>
+    <w:p>
+      <w:pPr>
+        <w:tabs>
+          <w:tab w:pos="260" w:val="left"/>
+        </w:tabs>
+        <w:spacing w:after="60" w:before="0" w:line="284" w:lineRule="exact"/>
+        <w:ind w:left="260" w:hanging="260"/>
+        <w:jc w:val="both"/>
+      </w:pPr>
+      <w:r>
+        <w:rPr>
+          <w:rFonts w:ascii="Arial" w:hAnsi="Arial" w:cs="Arial" w:eastAsia="Arial"/>
+          <w:b w:val="0"/>
+          <w:i w:val="0"/>
+          <w:color w:val="2F4162"/>
+          <w:sz w:val="20"/>
+        </w:rPr>
+        <w:t>•</w:t>
+        <w:tab/>
+      </w:r>
+      <w:r>
+        <w:rPr>
+          <w:rFonts w:ascii="Arial" w:hAnsi="Arial" w:cs="Arial" w:eastAsia="Arial"/>
           <w:b w:val="0"/>
           <w:i w:val="0"/>
           <w:color w:val="1F2A37"/>
@@ -6929,6 +6979,7 @@
     <w:p>
       <w:pPr>
         <w:keepNext/>
+        <w:pageBreakBefore/>
         <w:pBdr>
           <w:bottom w:val="single" w:sz="8" w:space="5" w:color="2F4162"/>
         </w:pBdr>
@@ -11932,6 +11983,7 @@
     <w:p>
       <w:pPr>
         <w:keepNext/>
+        <w:pageBreakBefore/>
         <w:pBdr>
           <w:bottom w:val="single" w:sz="8" w:space="5" w:color="2F4162"/>
         </w:pBdr>
@@ -12335,6 +12387,7 @@
     <w:p>
       <w:pPr>
         <w:keepNext/>
+        <w:pageBreakBefore/>
         <w:pBdr>
           <w:bottom w:val="single" w:sz="8" w:space="5" w:color="2F4162"/>
         </w:pBdr>
@@ -14245,6 +14298,7 @@
     <w:p>
       <w:pPr>
         <w:keepNext/>
+        <w:pageBreakBefore/>
         <w:pBdr>
           <w:bottom w:val="single" w:sz="8" w:space="5" w:color="2F4162"/>
         </w:pBdr>
@@ -14958,6 +15012,122 @@
           <w:sz w:val="27"/>
         </w:rPr>
         <w:t>10. Modelos de comunicação</w:t>
+      </w:r>
+    </w:p>
+    <w:p>
+      <w:pPr>
+        <w:spacing w:after="130" w:before="0" w:line="284" w:lineRule="exact"/>
+        <w:jc w:val="both"/>
+      </w:pPr>
+      <w:r>
+        <w:rPr>
+          <w:rFonts w:ascii="Arial" w:hAnsi="Arial" w:cs="Arial" w:eastAsia="Arial"/>
+          <w:b w:val="0"/>
+          <w:i w:val="0"/>
+          <w:color w:val="1F2A37"/>
+          <w:sz w:val="20"/>
+        </w:rPr>
+        <w:t xml:space="preserve">Os </w:t>
+      </w:r>
+      <w:r>
+        <w:rPr>
+          <w:rFonts w:ascii="Arial" w:hAnsi="Arial" w:cs="Arial" w:eastAsia="Arial"/>
+          <w:b/>
+          <w:i w:val="0"/>
+          <w:color w:val="1F2A37"/>
+          <w:sz w:val="20"/>
+        </w:rPr>
+        <w:t>modelos-padrão</w:t>
+      </w:r>
+      <w:r>
+        <w:rPr>
+          <w:rFonts w:ascii="Arial" w:hAnsi="Arial" w:cs="Arial" w:eastAsia="Arial"/>
+          <w:b w:val="0"/>
+          <w:i w:val="0"/>
+          <w:color w:val="1F2A37"/>
+          <w:sz w:val="20"/>
+        </w:rPr>
+        <w:t xml:space="preserve"> de aviso (9.1 a 9.11), a </w:t>
+      </w:r>
+      <w:r>
+        <w:rPr>
+          <w:rFonts w:ascii="Arial" w:hAnsi="Arial" w:cs="Arial" w:eastAsia="Arial"/>
+          <w:b/>
+          <w:i w:val="0"/>
+          <w:color w:val="1F2A37"/>
+          <w:sz w:val="20"/>
+        </w:rPr>
+        <w:t>classificação G1, G2 e G3</w:t>
+      </w:r>
+      <w:r>
+        <w:rPr>
+          <w:rFonts w:ascii="Arial" w:hAnsi="Arial" w:cs="Arial" w:eastAsia="Arial"/>
+          <w:b w:val="0"/>
+          <w:i w:val="0"/>
+          <w:color w:val="1F2A37"/>
+          <w:sz w:val="20"/>
+        </w:rPr>
+        <w:t xml:space="preserve"> e a </w:t>
+      </w:r>
+      <w:r>
+        <w:rPr>
+          <w:rFonts w:ascii="Arial" w:hAnsi="Arial" w:cs="Arial" w:eastAsia="Arial"/>
+          <w:b/>
+          <w:i w:val="0"/>
+          <w:color w:val="1F2A37"/>
+          <w:sz w:val="20"/>
+        </w:rPr>
+        <w:t>matriz de destinatários</w:t>
+      </w:r>
+      <w:r>
+        <w:rPr>
+          <w:rFonts w:ascii="Arial" w:hAnsi="Arial" w:cs="Arial" w:eastAsia="Arial"/>
+          <w:b w:val="0"/>
+          <w:i w:val="0"/>
+          <w:color w:val="1F2A37"/>
+          <w:sz w:val="20"/>
+        </w:rPr>
+        <w:t xml:space="preserve"> estão no </w:t>
+      </w:r>
+      <w:r>
+        <w:rPr>
+          <w:rFonts w:ascii="Arial" w:hAnsi="Arial" w:cs="Arial" w:eastAsia="Arial"/>
+          <w:b/>
+          <w:i w:val="0"/>
+          <w:color w:val="1F2A37"/>
+          <w:sz w:val="20"/>
+        </w:rPr>
+        <w:t>Cenário T</w:t>
+      </w:r>
+      <w:r>
+        <w:rPr>
+          <w:rFonts w:ascii="Arial" w:hAnsi="Arial" w:cs="Arial" w:eastAsia="Arial"/>
+          <w:b w:val="0"/>
+          <w:i w:val="0"/>
+          <w:color w:val="1F2A37"/>
+          <w:sz w:val="20"/>
+        </w:rPr>
+        <w:t xml:space="preserve">. Os modelos abaixo são </w:t>
+      </w:r>
+      <w:r>
+        <w:rPr>
+          <w:rFonts w:ascii="Arial" w:hAnsi="Arial" w:cs="Arial" w:eastAsia="Arial"/>
+          <w:b/>
+          <w:i w:val="0"/>
+          <w:color w:val="1F2A37"/>
+          <w:sz w:val="20"/>
+        </w:rPr>
+        <w:t>específicos deste cenário</w:t>
+      </w:r>
+      <w:r>
+        <w:rPr>
+          <w:rFonts w:ascii="Arial" w:hAnsi="Arial" w:cs="Arial" w:eastAsia="Arial"/>
+          <w:b w:val="0"/>
+          <w:i w:val="0"/>
+          <w:color w:val="1F2A37"/>
+          <w:sz w:val="20"/>
+        </w:rPr>
+        <w:t>.</w:t>
       </w:r>
     </w:p>
     <w:p>
@@ -16030,7 +16200,7 @@
           <w:color w:val="1F2A37"/>
           <w:sz w:val="20"/>
         </w:rPr>
-        <w:t xml:space="preserve"> por período definido pelo RT ⚠ (sugestão: </w:t>
+        <w:t xml:space="preserve"> por período definido pelo responsável técnico ⚠ (sugestão: </w:t>
       </w:r>
       <w:r>
         <w:rPr>
@@ -16907,6 +17077,7 @@
     <w:p>
       <w:pPr>
         <w:keepNext/>
+        <w:pageBreakBefore/>
         <w:pBdr>
           <w:bottom w:val="single" w:sz="8" w:space="5" w:color="2F4162"/>
         </w:pBdr>
@@ -18086,6 +18257,7 @@
     <w:p>
       <w:pPr>
         <w:keepNext/>
+        <w:pageBreakBefore/>
         <w:pBdr>
           <w:bottom w:val="single" w:sz="8" w:space="5" w:color="2F4162"/>
         </w:pBdr>
